--- a/t01_s2.docx
+++ b/t01_s2.docx
@@ -3,2168 +3,1698 @@
 <w:document xmlns:wpc="http://schemas.microsoft.com/office/word/2010/wordprocessingCanvas" xmlns:mo="http://schemas.microsoft.com/office/mac/office/2008/main" xmlns:mc="http://schemas.openxmlformats.org/markup-compatibility/2006" xmlns:mv="urn:schemas-microsoft-com:mac:vml" xmlns:o="urn:schemas-microsoft-com:office:office" xmlns:r="http://schemas.openxmlformats.org/officeDocument/2006/relationships" xmlns:m="http://schemas.openxmlformats.org/officeDocument/2006/math" xmlns:v="urn:schemas-microsoft-com:vml" xmlns:wp14="http://schemas.microsoft.com/office/word/2010/wordprocessingDrawing" xmlns:wp="http://schemas.openxmlformats.org/drawingml/2006/wordprocessingDrawing" xmlns:w10="urn:schemas-microsoft-com:office:word" xmlns:w="http://schemas.openxmlformats.org/wordprocessingml/2006/main" xmlns:w14="http://schemas.microsoft.com/office/word/2010/wordml" xmlns:wpg="http://schemas.microsoft.com/office/word/2010/wordprocessingGroup" xmlns:wpi="http://schemas.microsoft.com/office/word/2010/wordprocessingInk" xmlns:wne="http://schemas.microsoft.com/office/word/2006/wordml" xmlns:wps="http://schemas.microsoft.com/office/word/2010/wordprocessingShape" mc:Ignorable="w14 wp14">
   <w:body>
     <w:p>
-      <w:pPr>
-        <w:spacing w:after="20" w:before="120"/>
-      </w:pPr>
-      <w:r>
-        <w:rPr>
-          <w:b/>
-          <w:sz w:val="22"/>
-        </w:rPr>
-        <w:t>Question: A client with a fractured femur suddenly develops dyspnea, chest pain and confusion 48 hours after injury. Which complication should the nurse suspect FIRST?</w:t>
-      </w:r>
-    </w:p>
-    <w:p>
-      <w:pPr>
-        <w:spacing w:after="0" w:before="0"/>
-      </w:pPr>
-      <w:r>
-        <w:rPr>
-          <w:b w:val="0"/>
-          <w:sz w:val="22"/>
-        </w:rPr>
-        <w:t>(a) Pulmonary embolism</w:t>
-      </w:r>
-    </w:p>
-    <w:p>
-      <w:pPr>
-        <w:spacing w:after="0" w:before="0"/>
-      </w:pPr>
-      <w:r>
-        <w:rPr>
-          <w:b w:val="0"/>
-          <w:sz w:val="22"/>
-        </w:rPr>
-        <w:t>(b) Fat embolism syndrome</w:t>
-      </w:r>
-    </w:p>
-    <w:p>
-      <w:pPr>
-        <w:spacing w:after="0" w:before="0"/>
-      </w:pPr>
-      <w:r>
-        <w:rPr>
-          <w:b w:val="0"/>
-          <w:sz w:val="22"/>
-        </w:rPr>
-        <w:t>(c) Hypovolemic shock</w:t>
-      </w:r>
-    </w:p>
-    <w:p>
-      <w:pPr>
-        <w:spacing w:after="0" w:before="0"/>
-      </w:pPr>
-      <w:r>
-        <w:rPr>
-          <w:b w:val="0"/>
-          <w:sz w:val="22"/>
-        </w:rPr>
-        <w:t>(d) Pneumothorax</w:t>
-      </w:r>
-    </w:p>
-    <w:p>
-      <w:pPr>
-        <w:spacing w:after="0" w:before="40"/>
-      </w:pPr>
-      <w:r>
-        <w:rPr>
-          <w:b/>
-          <w:sz w:val="22"/>
-        </w:rPr>
-        <w:t>Answer: b</w:t>
-      </w:r>
-    </w:p>
-    <w:p>
-      <w:pPr>
-        <w:spacing w:after="0" w:before="0"/>
-      </w:pPr>
-      <w:r>
-        <w:rPr>
-          <w:b w:val="0"/>
-          <w:sz w:val="21"/>
-        </w:rPr>
-        <w:t>Solution: Fat embolism, most common after long-bone fractures, classically presents with respiratory distress and confusion 24-72 hours after injury (petechiae over the chest are a hallmark).</w:t>
-      </w:r>
-    </w:p>
-    <w:p>
-      <w:pPr>
-        <w:spacing w:after="0" w:before="0"/>
-      </w:pPr>
-      <w:r>
-        <w:rPr>
-          <w:b w:val="0"/>
-          <w:sz w:val="20"/>
-        </w:rPr>
-        <w:t>Positive Marks: 1</w:t>
-      </w:r>
-    </w:p>
-    <w:p>
-      <w:pPr>
-        <w:spacing w:after="160" w:before="0"/>
-      </w:pPr>
-      <w:r>
-        <w:rPr>
-          <w:b w:val="0"/>
-          <w:sz w:val="20"/>
-        </w:rPr>
-        <w:t>Negative Marks: 0.25</w:t>
-      </w:r>
-    </w:p>
-    <w:p>
-      <w:pPr>
-        <w:spacing w:after="20" w:before="120"/>
-      </w:pPr>
-      <w:r>
-        <w:rPr>
-          <w:b/>
-          <w:sz w:val="22"/>
-        </w:rPr>
-        <w:t>Question: What is the suction pressure applied while performing endotracheal tube suction in an adult patient?</w:t>
-      </w:r>
-    </w:p>
-    <w:p>
-      <w:pPr>
-        <w:spacing w:after="0" w:before="0"/>
-      </w:pPr>
-      <w:r>
-        <w:rPr>
-          <w:b w:val="0"/>
-          <w:sz w:val="22"/>
-        </w:rPr>
-        <w:t>(a) 100-120 mm Hg</w:t>
-      </w:r>
-    </w:p>
-    <w:p>
-      <w:pPr>
-        <w:spacing w:after="0" w:before="0"/>
-      </w:pPr>
-      <w:r>
-        <w:rPr>
-          <w:b w:val="0"/>
-          <w:sz w:val="22"/>
-        </w:rPr>
-        <w:t>(b) 50-75 mm Hg</w:t>
-      </w:r>
-    </w:p>
-    <w:p>
-      <w:pPr>
-        <w:spacing w:after="0" w:before="0"/>
-      </w:pPr>
-      <w:r>
-        <w:rPr>
-          <w:b w:val="0"/>
-          <w:sz w:val="22"/>
-        </w:rPr>
-        <w:t>(c) 40-60 mm Hg</w:t>
-      </w:r>
-    </w:p>
-    <w:p>
-      <w:pPr>
-        <w:spacing w:after="0" w:before="0"/>
-      </w:pPr>
-      <w:r>
-        <w:rPr>
-          <w:b w:val="0"/>
-          <w:sz w:val="22"/>
-        </w:rPr>
-        <w:t>(d) 60-100 mm Hg</w:t>
-      </w:r>
-    </w:p>
-    <w:p>
-      <w:pPr>
-        <w:spacing w:after="0" w:before="40"/>
-      </w:pPr>
-      <w:r>
-        <w:rPr>
-          <w:b/>
-          <w:sz w:val="22"/>
-        </w:rPr>
-        <w:t>Answer: a</w:t>
-      </w:r>
-    </w:p>
-    <w:p>
-      <w:pPr>
-        <w:spacing w:after="0" w:before="0"/>
-      </w:pPr>
-      <w:r>
-        <w:rPr>
-          <w:b w:val="0"/>
-          <w:sz w:val="21"/>
-        </w:rPr>
-        <w:t>Solution: The suction pressure applied while performing endotracheal tube suction in an adult patient is typically in the range of 100-120 mm Hg. Endotracheal tube suction is a procedure used to remove secretions, mucus, or other substances - - from the airway of a patient who is intubated. The suction pressure should be sufficient to effectively remove the material without causing harm to the patient. The specific pressure range may vary based on institutional protocols and individual patient needs, but maintaining a higher pressure within this range ensures effective suctioning. It is important for healthcare professionals to be trained in the proper technique and to follow established guidelines to minimize the risk of complications.</w:t>
-      </w:r>
-    </w:p>
-    <w:p>
-      <w:pPr>
-        <w:spacing w:after="0" w:before="0"/>
-      </w:pPr>
-      <w:r>
-        <w:rPr>
-          <w:b w:val="0"/>
-          <w:sz w:val="20"/>
-        </w:rPr>
-        <w:t>Positive Marks: 1</w:t>
-      </w:r>
-    </w:p>
-    <w:p>
-      <w:pPr>
-        <w:spacing w:after="160" w:before="0"/>
-      </w:pPr>
-      <w:r>
-        <w:rPr>
-          <w:b w:val="0"/>
-          <w:sz w:val="20"/>
-        </w:rPr>
-        <w:t>Negative Marks: 0.25</w:t>
-      </w:r>
-    </w:p>
-    <w:p>
-      <w:pPr>
-        <w:spacing w:after="20" w:before="120"/>
-      </w:pPr>
-      <w:r>
-        <w:rPr>
-          <w:b/>
-          <w:sz w:val="22"/>
-        </w:rPr>
-        <w:t>Question: Onset of puberty before the age of 8 years in girls is called ________.</w:t>
-      </w:r>
-    </w:p>
-    <w:p>
-      <w:pPr>
-        <w:spacing w:after="0" w:before="0"/>
-      </w:pPr>
-      <w:r>
-        <w:rPr>
-          <w:b w:val="0"/>
-          <w:sz w:val="22"/>
-        </w:rPr>
-        <w:t>(a) Precocious puberty</w:t>
-      </w:r>
-    </w:p>
-    <w:p>
-      <w:pPr>
-        <w:spacing w:after="0" w:before="0"/>
-      </w:pPr>
-      <w:r>
-        <w:rPr>
-          <w:b w:val="0"/>
-          <w:sz w:val="22"/>
-        </w:rPr>
-        <w:t>(b) Thelarche</w:t>
-      </w:r>
-    </w:p>
-    <w:p>
-      <w:pPr>
-        <w:spacing w:after="0" w:before="0"/>
-      </w:pPr>
-      <w:r>
-        <w:rPr>
-          <w:b w:val="0"/>
-          <w:sz w:val="22"/>
-        </w:rPr>
-        <w:t>(c) Menarche</w:t>
-      </w:r>
-    </w:p>
-    <w:p>
-      <w:pPr>
-        <w:spacing w:after="0" w:before="0"/>
-      </w:pPr>
-      <w:r>
-        <w:rPr>
-          <w:b w:val="0"/>
-          <w:sz w:val="22"/>
-        </w:rPr>
-        <w:t>(d) Delayed puberty</w:t>
-      </w:r>
-    </w:p>
-    <w:p>
-      <w:pPr>
-        <w:spacing w:after="0" w:before="40"/>
-      </w:pPr>
-      <w:r>
-        <w:rPr>
-          <w:b/>
-          <w:sz w:val="22"/>
-        </w:rPr>
-        <w:t>Answer: a</w:t>
-      </w:r>
-    </w:p>
-    <w:p>
-      <w:pPr>
-        <w:spacing w:after="0" w:before="0"/>
-      </w:pPr>
-      <w:r>
-        <w:rPr>
-          <w:b w:val="0"/>
-          <w:sz w:val="21"/>
-        </w:rPr>
-        <w:t>Solution: Onset of puberty before 8 years in girls (and 9 years in boys) is called precocious puberty.</w:t>
-      </w:r>
-    </w:p>
-    <w:p>
-      <w:pPr>
-        <w:spacing w:after="0" w:before="0"/>
-      </w:pPr>
-      <w:r>
-        <w:rPr>
-          <w:b w:val="0"/>
-          <w:sz w:val="20"/>
-        </w:rPr>
-        <w:t>Positive Marks: 1</w:t>
-      </w:r>
-    </w:p>
-    <w:p>
-      <w:pPr>
-        <w:spacing w:after="160" w:before="0"/>
-      </w:pPr>
-      <w:r>
-        <w:rPr>
-          <w:b w:val="0"/>
-          <w:sz w:val="20"/>
-        </w:rPr>
-        <w:t>Negative Marks: 0.25</w:t>
-      </w:r>
-    </w:p>
-    <w:p>
-      <w:pPr>
-        <w:spacing w:after="20" w:before="120"/>
-      </w:pPr>
-      <w:r>
-        <w:rPr>
-          <w:b/>
-          <w:sz w:val="22"/>
-        </w:rPr>
-        <w:t>Question: Which of the following findings suggests worsening condition or severe symptoms of dengue, excluding others?</w:t>
-      </w:r>
-    </w:p>
-    <w:p>
-      <w:pPr>
-        <w:spacing w:after="0" w:before="0"/>
-      </w:pPr>
-      <w:r>
-        <w:rPr>
-          <w:b w:val="0"/>
-          <w:sz w:val="22"/>
-        </w:rPr>
-        <w:t>(a) High grade fever</w:t>
-      </w:r>
-    </w:p>
-    <w:p>
-      <w:pPr>
-        <w:spacing w:after="0" w:before="0"/>
-      </w:pPr>
-      <w:r>
-        <w:rPr>
-          <w:b w:val="0"/>
-          <w:sz w:val="22"/>
-        </w:rPr>
-        <w:t>(b) Persistent vomiting</w:t>
-      </w:r>
-    </w:p>
-    <w:p>
-      <w:pPr>
-        <w:spacing w:after="0" w:before="0"/>
-      </w:pPr>
-      <w:r>
-        <w:rPr>
-          <w:b w:val="0"/>
-          <w:sz w:val="22"/>
-        </w:rPr>
-        <w:t>(c) Blood in vomit or stool</w:t>
-      </w:r>
-    </w:p>
-    <w:p>
-      <w:pPr>
-        <w:spacing w:after="0" w:before="0"/>
-      </w:pPr>
-      <w:r>
-        <w:rPr>
-          <w:b w:val="0"/>
-          <w:sz w:val="22"/>
-        </w:rPr>
-        <w:t>(d) Severe Abdominal pain</w:t>
-      </w:r>
-    </w:p>
-    <w:p>
-      <w:pPr>
-        <w:spacing w:after="0" w:before="40"/>
-      </w:pPr>
-      <w:r>
-        <w:rPr>
-          <w:b/>
-          <w:sz w:val="22"/>
-        </w:rPr>
-        <w:t>Answer: a</w:t>
-      </w:r>
-    </w:p>
-    <w:p>
-      <w:pPr>
-        <w:spacing w:after="0" w:before="0"/>
-      </w:pPr>
-      <w:r>
-        <w:rPr>
-          <w:b w:val="0"/>
-          <w:sz w:val="21"/>
-        </w:rPr>
-        <w:t>Solution: Warning signs of severe dengue include severe abdominal pain, persistent vomiting, mucosal bleeding (blood in vomit or stool), lethargy and fluid accumulation; high-grade fever alone is a general symptom and is not a warning sign.</w:t>
-      </w:r>
-    </w:p>
-    <w:p>
-      <w:pPr>
-        <w:spacing w:after="0" w:before="0"/>
-      </w:pPr>
-      <w:r>
-        <w:rPr>
-          <w:b w:val="0"/>
-          <w:sz w:val="20"/>
-        </w:rPr>
-        <w:t>Positive Marks: 1</w:t>
-      </w:r>
-    </w:p>
-    <w:p>
-      <w:pPr>
-        <w:spacing w:after="160" w:before="0"/>
-      </w:pPr>
-      <w:r>
-        <w:rPr>
-          <w:b w:val="0"/>
-          <w:sz w:val="20"/>
-        </w:rPr>
-        <w:t>Negative Marks: 0.25</w:t>
-      </w:r>
-    </w:p>
-    <w:p>
-      <w:pPr>
-        <w:spacing w:after="20" w:before="120"/>
-      </w:pPr>
-      <w:r>
-        <w:rPr>
-          <w:b/>
-          <w:sz w:val="22"/>
-        </w:rPr>
-        <w:t>Question: What is the initial nursing intervention for a patient who experiences breathing difficulties during a blood transfusion?</w:t>
-      </w:r>
-    </w:p>
-    <w:p>
-      <w:pPr>
-        <w:spacing w:after="0" w:before="0"/>
-      </w:pPr>
-      <w:r>
-        <w:rPr>
-          <w:b w:val="0"/>
-          <w:sz w:val="22"/>
-        </w:rPr>
-        <w:t>(a) Continue blood transfusion and give DOC calcium</w:t>
-      </w:r>
-    </w:p>
-    <w:p>
-      <w:pPr>
-        <w:spacing w:after="0" w:before="0"/>
-      </w:pPr>
-      <w:r>
-        <w:rPr>
-          <w:b w:val="0"/>
-          <w:sz w:val="22"/>
-        </w:rPr>
-        <w:t>(b) Continue blood transfusion and give adrenaline</w:t>
-      </w:r>
-    </w:p>
-    <w:p>
-      <w:pPr>
-        <w:spacing w:after="0" w:before="0"/>
-      </w:pPr>
-      <w:r>
-        <w:rPr>
-          <w:b w:val="0"/>
-          <w:sz w:val="22"/>
-        </w:rPr>
-        <w:t>(c) Stop blood transfusion and administer hydrocortisone</w:t>
-      </w:r>
-    </w:p>
-    <w:p>
-      <w:pPr>
-        <w:spacing w:after="0" w:before="0"/>
-      </w:pPr>
-      <w:r>
-        <w:rPr>
-          <w:b w:val="0"/>
-          <w:sz w:val="22"/>
-        </w:rPr>
-        <w:t>(d) Stop the infusion and Inform to the doctor</w:t>
-      </w:r>
-    </w:p>
-    <w:p>
-      <w:pPr>
-        <w:spacing w:after="0" w:before="40"/>
-      </w:pPr>
-      <w:r>
-        <w:rPr>
-          <w:b/>
-          <w:sz w:val="22"/>
-        </w:rPr>
-        <w:t>Answer: d</w:t>
-      </w:r>
-    </w:p>
-    <w:p>
-      <w:pPr>
-        <w:spacing w:after="0" w:before="0"/>
-      </w:pPr>
-      <w:r>
-        <w:rPr>
-          <w:b w:val="0"/>
-          <w:sz w:val="21"/>
-        </w:rPr>
-        <w:t>Solution: The priority nursing intervention for a patient with breathing difficulties during a blood transfusion is to stop the infusion immediately and inform the physician. This may indicate a transfusion reaction, such as transfusion-associated circulatory overload (TACO) or transfusion-related acute lung injury (TRALI), which requires prompt medical attention. Nurses should also closely monitor the patient's vital signs, maintain a patent airway, and administer supplemental oxygen as necessary.</w:t>
-      </w:r>
-    </w:p>
-    <w:p>
-      <w:pPr>
-        <w:spacing w:after="0" w:before="0"/>
-      </w:pPr>
-      <w:r>
-        <w:rPr>
-          <w:b w:val="0"/>
-          <w:sz w:val="20"/>
-        </w:rPr>
-        <w:t>Positive Marks: 1</w:t>
-      </w:r>
-    </w:p>
-    <w:p>
-      <w:pPr>
-        <w:spacing w:after="160" w:before="0"/>
-      </w:pPr>
-      <w:r>
-        <w:rPr>
-          <w:b w:val="0"/>
-          <w:sz w:val="20"/>
-        </w:rPr>
-        <w:t>Negative Marks: 0.25</w:t>
-      </w:r>
-    </w:p>
-    <w:p>
-      <w:pPr>
-        <w:spacing w:after="20" w:before="120"/>
-      </w:pPr>
-      <w:r>
-        <w:rPr>
-          <w:b/>
-          <w:sz w:val="22"/>
-        </w:rPr>
-        <w:t>Question: A client is admitted with deep partial-thickness burns over 40% of the body. What is the nurse's FIRST priority in the first 24 hours?</w:t>
-      </w:r>
-    </w:p>
-    <w:p>
-      <w:pPr>
-        <w:spacing w:after="0" w:before="0"/>
-      </w:pPr>
-      <w:r>
-        <w:rPr>
-          <w:b w:val="0"/>
-          <w:sz w:val="22"/>
-        </w:rPr>
-        <w:t>(a) Frequent dressing changes</w:t>
-      </w:r>
-    </w:p>
-    <w:p>
-      <w:pPr>
-        <w:spacing w:after="0" w:before="0"/>
-      </w:pPr>
-      <w:r>
-        <w:rPr>
-          <w:b w:val="0"/>
-          <w:sz w:val="22"/>
-        </w:rPr>
-        <w:t>(b) High-calorie nutritional support</w:t>
-      </w:r>
-    </w:p>
-    <w:p>
-      <w:pPr>
-        <w:spacing w:after="0" w:before="0"/>
-      </w:pPr>
-      <w:r>
-        <w:rPr>
-          <w:b w:val="0"/>
-          <w:sz w:val="22"/>
-        </w:rPr>
-        <w:t>(c) Initial burn wound debridement</w:t>
-      </w:r>
-    </w:p>
-    <w:p>
-      <w:pPr>
-        <w:spacing w:after="0" w:before="0"/>
-      </w:pPr>
-      <w:r>
-        <w:rPr>
-          <w:b w:val="0"/>
-          <w:sz w:val="22"/>
-        </w:rPr>
-        <w:t>(d) Airway assessment and fluid resuscitation</w:t>
-      </w:r>
-    </w:p>
-    <w:p>
-      <w:pPr>
-        <w:spacing w:after="0" w:before="40"/>
-      </w:pPr>
-      <w:r>
-        <w:rPr>
-          <w:b/>
-          <w:sz w:val="22"/>
-        </w:rPr>
-        <w:t>Answer: d</w:t>
-      </w:r>
-    </w:p>
-    <w:p>
-      <w:pPr>
-        <w:spacing w:after="0" w:before="0"/>
-      </w:pPr>
-      <w:r>
-        <w:rPr>
-          <w:b w:val="0"/>
-          <w:sz w:val="21"/>
-        </w:rPr>
-        <w:t>Solution: Inhalation injury is the greatest early threat, so the airway is assessed first; with the airway secured, aggressive fluid resuscitation is the priority in the first 24 hours to prevent hypovolemic shock.</w:t>
-      </w:r>
-    </w:p>
-    <w:p>
-      <w:pPr>
-        <w:spacing w:after="0" w:before="0"/>
-      </w:pPr>
-      <w:r>
-        <w:rPr>
-          <w:b w:val="0"/>
-          <w:sz w:val="20"/>
-        </w:rPr>
-        <w:t>Positive Marks: 1</w:t>
-      </w:r>
-    </w:p>
-    <w:p>
-      <w:pPr>
-        <w:spacing w:after="160" w:before="0"/>
-      </w:pPr>
-      <w:r>
-        <w:rPr>
-          <w:b w:val="0"/>
-          <w:sz w:val="20"/>
-        </w:rPr>
-        <w:t>Negative Marks: 0.25</w:t>
-      </w:r>
-    </w:p>
-    <w:p>
-      <w:pPr>
-        <w:spacing w:after="20" w:before="120"/>
-      </w:pPr>
-      <w:r>
-        <w:rPr>
-          <w:b/>
-          <w:sz w:val="22"/>
-        </w:rPr>
-        <w:t>Question: The earliest symptom of Hyponatremia is:</w:t>
-      </w:r>
-    </w:p>
-    <w:p>
-      <w:pPr>
-        <w:spacing w:after="0" w:before="0"/>
-      </w:pPr>
-      <w:r>
-        <w:rPr>
-          <w:b w:val="0"/>
-          <w:sz w:val="22"/>
-        </w:rPr>
-        <w:t>(a) Ataxia</w:t>
-      </w:r>
-    </w:p>
-    <w:p>
-      <w:pPr>
-        <w:spacing w:after="0" w:before="0"/>
-      </w:pPr>
-      <w:r>
-        <w:rPr>
-          <w:b w:val="0"/>
-          <w:sz w:val="22"/>
-        </w:rPr>
-        <w:t>(b) Weakness</w:t>
-      </w:r>
-    </w:p>
-    <w:p>
-      <w:pPr>
-        <w:spacing w:after="0" w:before="0"/>
-      </w:pPr>
-      <w:r>
-        <w:rPr>
-          <w:b w:val="0"/>
-          <w:sz w:val="22"/>
-        </w:rPr>
-        <w:t>(c) Thirst</w:t>
-      </w:r>
-    </w:p>
-    <w:p>
-      <w:pPr>
-        <w:spacing w:after="0" w:before="0"/>
-      </w:pPr>
-      <w:r>
-        <w:rPr>
-          <w:b w:val="0"/>
-          <w:sz w:val="22"/>
-        </w:rPr>
-        <w:t>(d) Fatigue</w:t>
-      </w:r>
-    </w:p>
-    <w:p>
-      <w:pPr>
-        <w:spacing w:after="0" w:before="40"/>
-      </w:pPr>
-      <w:r>
-        <w:rPr>
-          <w:b/>
-          <w:sz w:val="22"/>
-        </w:rPr>
-        <w:t>Answer: d</w:t>
-      </w:r>
-    </w:p>
-    <w:p>
-      <w:pPr>
-        <w:spacing w:after="0" w:before="0"/>
-      </w:pPr>
-      <w:r>
-        <w:rPr>
-          <w:b w:val="0"/>
-          <w:sz w:val="21"/>
-        </w:rPr>
-        <w:t>Solution: Fatigue is the earliest symptom of hyponatremia (mild sodium depletion).</w:t>
-      </w:r>
-    </w:p>
-    <w:p>
-      <w:pPr>
-        <w:spacing w:after="0" w:before="0"/>
-      </w:pPr>
-      <w:r>
-        <w:rPr>
-          <w:b w:val="0"/>
-          <w:sz w:val="20"/>
-        </w:rPr>
-        <w:t>Positive Marks: 1</w:t>
-      </w:r>
-    </w:p>
-    <w:p>
-      <w:pPr>
-        <w:spacing w:after="160" w:before="0"/>
-      </w:pPr>
-      <w:r>
-        <w:rPr>
-          <w:b w:val="0"/>
-          <w:sz w:val="20"/>
-        </w:rPr>
-        <w:t>Negative Marks: 0.25</w:t>
-      </w:r>
-    </w:p>
-    <w:p>
-      <w:pPr>
-        <w:spacing w:after="20" w:before="120"/>
-      </w:pPr>
-      <w:r>
-        <w:rPr>
-          <w:b/>
-          <w:sz w:val="22"/>
-        </w:rPr>
-        <w:t>Question: What does DPT stand for?</w:t>
-      </w:r>
-    </w:p>
-    <w:p>
-      <w:pPr>
-        <w:spacing w:after="0" w:before="0"/>
-      </w:pPr>
-      <w:r>
-        <w:rPr>
-          <w:b w:val="0"/>
-          <w:sz w:val="22"/>
-        </w:rPr>
-        <w:t>(a) Diphtheria, pertussis, tetanus</w:t>
-      </w:r>
-    </w:p>
-    <w:p>
-      <w:pPr>
-        <w:spacing w:after="0" w:before="0"/>
-      </w:pPr>
-      <w:r>
-        <w:rPr>
-          <w:b w:val="0"/>
-          <w:sz w:val="22"/>
-        </w:rPr>
-        <w:t>(b) Diphtheria, polio, tetanus</w:t>
-      </w:r>
-    </w:p>
-    <w:p>
-      <w:pPr>
-        <w:spacing w:after="0" w:before="0"/>
-      </w:pPr>
-      <w:r>
-        <w:rPr>
-          <w:b w:val="0"/>
-          <w:sz w:val="22"/>
-        </w:rPr>
-        <w:t>(c) Diphtheria, pertussis, tetany</w:t>
-      </w:r>
-    </w:p>
-    <w:p>
-      <w:pPr>
-        <w:spacing w:after="0" w:before="0"/>
-      </w:pPr>
-      <w:r>
-        <w:rPr>
-          <w:b w:val="0"/>
-          <w:sz w:val="22"/>
-        </w:rPr>
-        <w:t>(d) Diphtheria, pertussis, TB</w:t>
-      </w:r>
-    </w:p>
-    <w:p>
-      <w:pPr>
-        <w:spacing w:after="0" w:before="40"/>
-      </w:pPr>
-      <w:r>
-        <w:rPr>
-          <w:b/>
-          <w:sz w:val="22"/>
-        </w:rPr>
-        <w:t>Answer: a</w:t>
-      </w:r>
-    </w:p>
-    <w:p>
-      <w:pPr>
-        <w:spacing w:after="0" w:before="0"/>
-      </w:pPr>
-      <w:r>
-        <w:rPr>
-          <w:b w:val="0"/>
-          <w:sz w:val="21"/>
-        </w:rPr>
-        <w:t>Solution: DPT stands for diphtheria, pertussis, tetanus (option a). DPT refers to a combination vaccine that protects against these three diseases. Diphtheria is a bacterial infection that can cause severe respiratory symptoms and complications. Pertussis, also known as whooping cough, is a highly contagious respiratory infection. Tetanus, commonly referred to as lockjaw, is a potentially fatal bacterial infection that affects the muscles and nerves. The DPT vaccine is administered in multiple doses to provide immunity against these diseases, particularly in childhood. It is an essential component of routine immunization programs worldwide.</w:t>
-      </w:r>
-    </w:p>
-    <w:p>
-      <w:pPr>
-        <w:spacing w:after="0" w:before="0"/>
-      </w:pPr>
-      <w:r>
-        <w:rPr>
-          <w:b w:val="0"/>
-          <w:sz w:val="20"/>
-        </w:rPr>
-        <w:t>Positive Marks: 1</w:t>
-      </w:r>
-    </w:p>
-    <w:p>
-      <w:pPr>
-        <w:spacing w:after="160" w:before="0"/>
-      </w:pPr>
-      <w:r>
-        <w:rPr>
-          <w:b w:val="0"/>
-          <w:sz w:val="20"/>
-        </w:rPr>
-        <w:t>Negative Marks: 0.25</w:t>
-      </w:r>
-    </w:p>
-    <w:p>
-      <w:pPr>
-        <w:spacing w:after="20" w:before="120"/>
-      </w:pPr>
-      <w:r>
-        <w:rPr>
-          <w:b/>
-          <w:sz w:val="22"/>
-        </w:rPr>
-        <w:t>Question: An Anganwadi worker assess the malnutrition status by:</w:t>
-      </w:r>
-    </w:p>
-    <w:p>
-      <w:pPr>
-        <w:spacing w:after="0" w:before="0"/>
-      </w:pPr>
-      <w:r>
-        <w:rPr>
-          <w:b w:val="0"/>
-          <w:sz w:val="22"/>
-        </w:rPr>
-        <w:t>(a) Mid arm circumference</w:t>
-      </w:r>
-    </w:p>
-    <w:p>
-      <w:pPr>
-        <w:spacing w:after="0" w:before="0"/>
-      </w:pPr>
-      <w:r>
-        <w:rPr>
-          <w:b w:val="0"/>
-          <w:sz w:val="22"/>
-        </w:rPr>
-        <w:t>(b) Height for age</w:t>
-      </w:r>
-    </w:p>
-    <w:p>
-      <w:pPr>
-        <w:spacing w:after="0" w:before="0"/>
-      </w:pPr>
-      <w:r>
-        <w:rPr>
-          <w:b w:val="0"/>
-          <w:sz w:val="22"/>
-        </w:rPr>
-        <w:t>(c) Weight for age</w:t>
-      </w:r>
-    </w:p>
-    <w:p>
-      <w:pPr>
-        <w:spacing w:after="0" w:before="0"/>
-      </w:pPr>
-      <w:r>
-        <w:rPr>
-          <w:b w:val="0"/>
-          <w:sz w:val="22"/>
-        </w:rPr>
-        <w:t>(d) Weight for height</w:t>
-      </w:r>
-    </w:p>
-    <w:p>
-      <w:pPr>
-        <w:spacing w:after="0" w:before="40"/>
-      </w:pPr>
-      <w:r>
-        <w:rPr>
-          <w:b/>
-          <w:sz w:val="22"/>
-        </w:rPr>
-        <w:t>Answer: c</w:t>
-      </w:r>
-    </w:p>
-    <w:p>
-      <w:pPr>
-        <w:spacing w:after="0" w:before="0"/>
-      </w:pPr>
-      <w:r>
-        <w:rPr>
-          <w:b w:val="0"/>
-          <w:sz w:val="21"/>
-        </w:rPr>
-        <w:t>Solution: Anganwadi workers assess malnutrition in children by weight for age (growth monitoring under ICDS).</w:t>
-      </w:r>
-    </w:p>
-    <w:p>
-      <w:pPr>
-        <w:spacing w:after="0" w:before="0"/>
-      </w:pPr>
-      <w:r>
-        <w:rPr>
-          <w:b w:val="0"/>
-          <w:sz w:val="20"/>
-        </w:rPr>
-        <w:t>Positive Marks: 1</w:t>
-      </w:r>
-    </w:p>
-    <w:p>
-      <w:pPr>
-        <w:spacing w:after="160" w:before="0"/>
-      </w:pPr>
-      <w:r>
-        <w:rPr>
-          <w:b w:val="0"/>
-          <w:sz w:val="20"/>
-        </w:rPr>
-        <w:t>Negative Marks: 0.25</w:t>
-      </w:r>
-    </w:p>
-    <w:p>
-      <w:pPr>
-        <w:spacing w:after="20" w:before="120"/>
-      </w:pPr>
-      <w:r>
-        <w:rPr>
-          <w:b/>
-          <w:sz w:val="22"/>
-        </w:rPr>
-        <w:t>Question: Which vaccine given to forms blister and heals by itself and forms parmanant scar mark after administration is?</w:t>
-      </w:r>
-    </w:p>
-    <w:p>
-      <w:pPr>
-        <w:spacing w:after="0" w:before="0"/>
-      </w:pPr>
-      <w:r>
-        <w:rPr>
-          <w:b w:val="0"/>
-          <w:sz w:val="22"/>
-        </w:rPr>
-        <w:t>(a) BCG</w:t>
-      </w:r>
-    </w:p>
-    <w:p>
-      <w:pPr>
-        <w:spacing w:after="0" w:before="0"/>
-      </w:pPr>
-      <w:r>
-        <w:rPr>
-          <w:b w:val="0"/>
-          <w:sz w:val="22"/>
-        </w:rPr>
-        <w:t>(b) MMR</w:t>
-      </w:r>
-    </w:p>
-    <w:p>
-      <w:pPr>
-        <w:spacing w:after="0" w:before="0"/>
-      </w:pPr>
-      <w:r>
-        <w:rPr>
-          <w:b w:val="0"/>
-          <w:sz w:val="22"/>
-        </w:rPr>
-        <w:t>(c) DPT/DT</w:t>
-      </w:r>
-    </w:p>
-    <w:p>
-      <w:pPr>
-        <w:spacing w:after="0" w:before="0"/>
-      </w:pPr>
-      <w:r>
-        <w:rPr>
-          <w:b w:val="0"/>
-          <w:sz w:val="22"/>
-        </w:rPr>
-        <w:t>(d) Polio</w:t>
-      </w:r>
-    </w:p>
-    <w:p>
-      <w:pPr>
-        <w:spacing w:after="0" w:before="40"/>
-      </w:pPr>
-      <w:r>
-        <w:rPr>
-          <w:b/>
-          <w:sz w:val="22"/>
-        </w:rPr>
-        <w:t>Answer: a</w:t>
-      </w:r>
-    </w:p>
-    <w:p>
-      <w:pPr>
-        <w:spacing w:after="0" w:before="0"/>
-      </w:pPr>
-      <w:r>
-        <w:rPr>
-          <w:b w:val="0"/>
-          <w:sz w:val="21"/>
-        </w:rPr>
-        <w:t>Solution: BCG is given intradermally at birth; it forms a papule that ulcerates and heals spontaneously leaving a permanent scar by 6-12 weeks.</w:t>
-      </w:r>
-    </w:p>
-    <w:p>
-      <w:pPr>
-        <w:spacing w:after="0" w:before="0"/>
-      </w:pPr>
-      <w:r>
-        <w:rPr>
-          <w:b w:val="0"/>
-          <w:sz w:val="20"/>
-        </w:rPr>
-        <w:t>Positive Marks: 1</w:t>
-      </w:r>
-    </w:p>
-    <w:p>
-      <w:pPr>
-        <w:spacing w:after="160" w:before="0"/>
-      </w:pPr>
-      <w:r>
-        <w:rPr>
-          <w:b w:val="0"/>
-          <w:sz w:val="20"/>
-        </w:rPr>
-        <w:t>Negative Marks: 0.25</w:t>
-      </w:r>
-    </w:p>
-    <w:p>
-      <w:pPr>
-        <w:spacing w:after="20" w:before="120"/>
-      </w:pPr>
-      <w:r>
-        <w:rPr>
-          <w:b/>
-          <w:sz w:val="22"/>
-        </w:rPr>
-        <w:t>Question: A client with cirrhosis becomes confused, drowsy and develops asterixis. Which nursing action has the highest priority?</w:t>
-      </w:r>
-    </w:p>
-    <w:p>
-      <w:pPr>
-        <w:spacing w:after="0" w:before="0"/>
-      </w:pPr>
-      <w:r>
-        <w:rPr>
-          <w:b w:val="0"/>
-          <w:sz w:val="22"/>
-        </w:rPr>
-        <w:t>(a) Restrict dietary protein immediately</w:t>
-      </w:r>
-    </w:p>
-    <w:p>
-      <w:pPr>
-        <w:spacing w:after="0" w:before="0"/>
-      </w:pPr>
-      <w:r>
-        <w:rPr>
-          <w:b w:val="0"/>
-          <w:sz w:val="22"/>
-        </w:rPr>
-        <w:t>(b) Place the client in the supine position</w:t>
-      </w:r>
-    </w:p>
-    <w:p>
-      <w:pPr>
-        <w:spacing w:after="0" w:before="0"/>
-      </w:pPr>
-      <w:r>
-        <w:rPr>
-          <w:b w:val="0"/>
-          <w:sz w:val="22"/>
-        </w:rPr>
-        <w:t>(c) Prepare to administer lactulose as ordered</w:t>
-      </w:r>
-    </w:p>
-    <w:p>
-      <w:pPr>
-        <w:spacing w:after="0" w:before="0"/>
-      </w:pPr>
-      <w:r>
-        <w:rPr>
-          <w:b w:val="0"/>
-          <w:sz w:val="22"/>
-        </w:rPr>
-        <w:t>(d) Increase dietary sodium intake</w:t>
-      </w:r>
-    </w:p>
-    <w:p>
-      <w:pPr>
-        <w:spacing w:after="0" w:before="40"/>
-      </w:pPr>
-      <w:r>
-        <w:rPr>
-          <w:b/>
-          <w:sz w:val="22"/>
-        </w:rPr>
-        <w:t>Answer: c</w:t>
-      </w:r>
-    </w:p>
-    <w:p>
-      <w:pPr>
-        <w:spacing w:after="0" w:before="0"/>
-      </w:pPr>
-      <w:r>
-        <w:rPr>
-          <w:b w:val="0"/>
-          <w:sz w:val="21"/>
-        </w:rPr>
-        <w:t>Solution: Confusion and asterixis indicate hepatic encephalopathy; lactulose reduces serum ammonia (by trapping it in the gut) and is the priority treatment.</w:t>
-      </w:r>
-    </w:p>
-    <w:p>
-      <w:pPr>
-        <w:spacing w:after="0" w:before="0"/>
-      </w:pPr>
-      <w:r>
-        <w:rPr>
-          <w:b w:val="0"/>
-          <w:sz w:val="20"/>
-        </w:rPr>
-        <w:t>Positive Marks: 1</w:t>
-      </w:r>
-    </w:p>
-    <w:p>
-      <w:pPr>
-        <w:spacing w:after="160" w:before="0"/>
-      </w:pPr>
-      <w:r>
-        <w:rPr>
-          <w:b w:val="0"/>
-          <w:sz w:val="20"/>
-        </w:rPr>
-        <w:t>Negative Marks: 0.25</w:t>
-      </w:r>
-    </w:p>
-    <w:p>
-      <w:pPr>
-        <w:spacing w:after="20" w:before="120"/>
-      </w:pPr>
-      <w:r>
-        <w:rPr>
-          <w:b/>
-          <w:sz w:val="22"/>
-        </w:rPr>
-        <w:t>Question: Which laboratory value requires IMMEDIATE notification in a client with chronic kidney disease?</w:t>
-      </w:r>
-    </w:p>
-    <w:p>
-      <w:pPr>
-        <w:spacing w:after="0" w:before="0"/>
-      </w:pPr>
-      <w:r>
-        <w:rPr>
-          <w:b w:val="0"/>
-          <w:sz w:val="22"/>
-        </w:rPr>
-        <w:t>(a) Blood urea nitrogen 42 mg/dL</w:t>
-      </w:r>
-    </w:p>
-    <w:p>
-      <w:pPr>
-        <w:spacing w:after="0" w:before="0"/>
-      </w:pPr>
-      <w:r>
-        <w:rPr>
-          <w:b w:val="0"/>
-          <w:sz w:val="22"/>
-        </w:rPr>
-        <w:t>(b) Hemoglobin 10.2 g/dL</w:t>
-      </w:r>
-    </w:p>
-    <w:p>
-      <w:pPr>
-        <w:spacing w:after="0" w:before="0"/>
-      </w:pPr>
-      <w:r>
-        <w:rPr>
-          <w:b w:val="0"/>
-          <w:sz w:val="22"/>
-        </w:rPr>
-        <w:t>(c) Serum creatinine 2.4 mg/dL</w:t>
-      </w:r>
-    </w:p>
-    <w:p>
-      <w:pPr>
-        <w:spacing w:after="0" w:before="0"/>
-      </w:pPr>
-      <w:r>
-        <w:rPr>
-          <w:b w:val="0"/>
-          <w:sz w:val="22"/>
-        </w:rPr>
-        <w:t>(d) Serum potassium 6.8 mEq/L</w:t>
-      </w:r>
-    </w:p>
-    <w:p>
-      <w:pPr>
-        <w:spacing w:after="0" w:before="40"/>
-      </w:pPr>
-      <w:r>
-        <w:rPr>
-          <w:b/>
-          <w:sz w:val="22"/>
-        </w:rPr>
-        <w:t>Answer: d</w:t>
-      </w:r>
-    </w:p>
-    <w:p>
-      <w:pPr>
-        <w:spacing w:after="0" w:before="0"/>
-      </w:pPr>
-      <w:r>
-        <w:rPr>
-          <w:b w:val="0"/>
-          <w:sz w:val="21"/>
-        </w:rPr>
-        <w:t>Solution: Hyperkalemia (&gt;5.5 mEq/L) can precipitate lethal cardiac dysrhythmias; potassium 6.8 mEq/L is a critical value that must be reported immediately.</w:t>
-      </w:r>
-    </w:p>
-    <w:p>
-      <w:pPr>
-        <w:spacing w:after="0" w:before="0"/>
-      </w:pPr>
-      <w:r>
-        <w:rPr>
-          <w:b w:val="0"/>
-          <w:sz w:val="20"/>
-        </w:rPr>
-        <w:t>Positive Marks: 1</w:t>
-      </w:r>
-    </w:p>
-    <w:p>
-      <w:pPr>
-        <w:spacing w:after="160" w:before="0"/>
-      </w:pPr>
-      <w:r>
-        <w:rPr>
-          <w:b w:val="0"/>
-          <w:sz w:val="20"/>
-        </w:rPr>
-        <w:t>Negative Marks: 0.25</w:t>
-      </w:r>
-    </w:p>
-    <w:p>
-      <w:pPr>
-        <w:spacing w:after="20" w:before="120"/>
-      </w:pPr>
-      <w:r>
-        <w:rPr>
-          <w:b/>
-          <w:sz w:val="22"/>
-        </w:rPr>
-        <w:t>Question: A child comes to the emergency department with frequent loose motions for one day, normal vital signs and no dehydration (skin pinch returns within 2 seconds). What is the priority nursing action?</w:t>
-      </w:r>
-    </w:p>
-    <w:p>
-      <w:pPr>
-        <w:spacing w:after="0" w:before="0"/>
-      </w:pPr>
-      <w:r>
-        <w:rPr>
-          <w:b w:val="0"/>
-          <w:sz w:val="22"/>
-        </w:rPr>
-        <w:t>(a) IV fluids</w:t>
-      </w:r>
-    </w:p>
-    <w:p>
-      <w:pPr>
-        <w:spacing w:after="0" w:before="0"/>
-      </w:pPr>
-      <w:r>
-        <w:rPr>
-          <w:b w:val="0"/>
-          <w:sz w:val="22"/>
-        </w:rPr>
-        <w:t>(b) ORS and zinc supplementation</w:t>
-      </w:r>
-    </w:p>
-    <w:p>
-      <w:pPr>
-        <w:spacing w:after="0" w:before="0"/>
-      </w:pPr>
-      <w:r>
-        <w:rPr>
-          <w:b w:val="0"/>
-          <w:sz w:val="22"/>
-        </w:rPr>
-        <w:t>(c) Reassure the parents that no treatment is needed</w:t>
-      </w:r>
-    </w:p>
-    <w:p>
-      <w:pPr>
-        <w:spacing w:after="0" w:before="0"/>
-      </w:pPr>
-      <w:r>
-        <w:rPr>
-          <w:b w:val="0"/>
-          <w:sz w:val="22"/>
-        </w:rPr>
-        <w:t>(d) Admit to the ICU</w:t>
-      </w:r>
-    </w:p>
-    <w:p>
-      <w:pPr>
-        <w:spacing w:after="0" w:before="40"/>
-      </w:pPr>
-      <w:r>
-        <w:rPr>
-          <w:b/>
-          <w:sz w:val="22"/>
-        </w:rPr>
-        <w:t>Answer: b</w:t>
-      </w:r>
-    </w:p>
-    <w:p>
-      <w:pPr>
-        <w:spacing w:after="0" w:before="0"/>
-      </w:pPr>
-      <w:r>
-        <w:rPr>
-          <w:b w:val="0"/>
-          <w:sz w:val="21"/>
-        </w:rPr>
-        <w:t>Solution: For acute watery diarrhoea without dehydration, ORS and zinc supplementation are given to prevent dehydration; IV fluids and admission are needed only if dehydration develops.</w:t>
-      </w:r>
-    </w:p>
-    <w:p>
-      <w:pPr>
-        <w:spacing w:after="0" w:before="0"/>
-      </w:pPr>
-      <w:r>
-        <w:rPr>
-          <w:b w:val="0"/>
-          <w:sz w:val="20"/>
-        </w:rPr>
-        <w:t>Positive Marks: 1</w:t>
-      </w:r>
-    </w:p>
-    <w:p>
-      <w:pPr>
-        <w:spacing w:after="160" w:before="0"/>
-      </w:pPr>
-      <w:r>
-        <w:rPr>
-          <w:b w:val="0"/>
-          <w:sz w:val="20"/>
-        </w:rPr>
-        <w:t>Negative Marks: 0.25</w:t>
-      </w:r>
-    </w:p>
-    <w:p>
-      <w:pPr>
-        <w:spacing w:after="20" w:before="120"/>
-      </w:pPr>
-      <w:r>
-        <w:rPr>
-          <w:b/>
-          <w:sz w:val="22"/>
-        </w:rPr>
-        <w:t>Question: The nurse is caring for a client 2 hours after an ischemic stroke. Which assessment finding indicates increased intracranial pressure and needs IMMEDIATE action?</w:t>
-      </w:r>
-    </w:p>
-    <w:p>
-      <w:pPr>
-        <w:spacing w:after="0" w:before="0"/>
-      </w:pPr>
-      <w:r>
-        <w:rPr>
-          <w:b w:val="0"/>
-          <w:sz w:val="22"/>
-        </w:rPr>
-        <w:t>(a) Pupils unequal and sluggish to react</w:t>
-      </w:r>
-    </w:p>
-    <w:p>
-      <w:pPr>
-        <w:spacing w:after="0" w:before="0"/>
-      </w:pPr>
-      <w:r>
-        <w:rPr>
-          <w:b w:val="0"/>
-          <w:sz w:val="22"/>
-        </w:rPr>
-        <w:t>(b) Mild expressive aphasia</w:t>
-      </w:r>
-    </w:p>
-    <w:p>
-      <w:pPr>
-        <w:spacing w:after="0" w:before="0"/>
-      </w:pPr>
-      <w:r>
-        <w:rPr>
-          <w:b w:val="0"/>
-          <w:sz w:val="22"/>
-        </w:rPr>
-        <w:t>(c) Blood pressure 150/90 mm Hg</w:t>
-      </w:r>
-    </w:p>
-    <w:p>
-      <w:pPr>
-        <w:spacing w:after="0" w:before="0"/>
-      </w:pPr>
-      <w:r>
-        <w:rPr>
-          <w:b w:val="0"/>
-          <w:sz w:val="22"/>
-        </w:rPr>
-        <w:t>(d) Right-sided hemiparesis</w:t>
-      </w:r>
-    </w:p>
-    <w:p>
-      <w:pPr>
-        <w:spacing w:after="0" w:before="40"/>
-      </w:pPr>
-      <w:r>
-        <w:rPr>
-          <w:b/>
-          <w:sz w:val="22"/>
-        </w:rPr>
-        <w:t>Answer: a</w:t>
-      </w:r>
-    </w:p>
-    <w:p>
-      <w:pPr>
-        <w:spacing w:after="0" w:before="0"/>
-      </w:pPr>
-      <w:r>
-        <w:rPr>
-          <w:b w:val="0"/>
-          <w:sz w:val="21"/>
-        </w:rPr>
-        <w:t>Solution: Unequal, sluggish pupils are a late and ominous sign of rising intracranial pressure (uncal herniation); the other options are expected stroke deficits.</w:t>
-      </w:r>
-    </w:p>
-    <w:p>
-      <w:pPr>
-        <w:spacing w:after="0" w:before="0"/>
-      </w:pPr>
-      <w:r>
-        <w:rPr>
-          <w:b w:val="0"/>
-          <w:sz w:val="20"/>
-        </w:rPr>
-        <w:t>Positive Marks: 1</w:t>
-      </w:r>
-    </w:p>
-    <w:p>
-      <w:pPr>
-        <w:spacing w:after="160" w:before="0"/>
-      </w:pPr>
-      <w:r>
-        <w:rPr>
-          <w:b w:val="0"/>
-          <w:sz w:val="20"/>
-        </w:rPr>
-        <w:t>Negative Marks: 0.25</w:t>
-      </w:r>
-    </w:p>
-    <w:p>
-      <w:pPr>
-        <w:spacing w:after="20" w:before="120"/>
-      </w:pPr>
-      <w:r>
-        <w:rPr>
-          <w:b/>
-          <w:sz w:val="22"/>
-        </w:rPr>
-        <w:t>Question: During suctioning, the patient complains of respiratory distress. First nursing action should be:</w:t>
-      </w:r>
-    </w:p>
-    <w:p>
-      <w:pPr>
-        <w:spacing w:after="0" w:before="0"/>
-      </w:pPr>
-      <w:r>
-        <w:rPr>
-          <w:b w:val="0"/>
-          <w:sz w:val="22"/>
-        </w:rPr>
-        <w:t>(a) Immediately remove suction catheter</w:t>
-      </w:r>
-    </w:p>
-    <w:p>
-      <w:pPr>
-        <w:spacing w:after="0" w:before="0"/>
-      </w:pPr>
-      <w:r>
-        <w:rPr>
-          <w:b w:val="0"/>
-          <w:sz w:val="22"/>
-        </w:rPr>
-        <w:t>(b) Suction rapidly in 5 sec and remove the catheter</w:t>
-      </w:r>
-    </w:p>
-    <w:p>
-      <w:pPr>
-        <w:spacing w:after="0" w:before="0"/>
-      </w:pPr>
-      <w:r>
-        <w:rPr>
-          <w:b w:val="0"/>
-          <w:sz w:val="22"/>
-        </w:rPr>
-        <w:t>(c) Call senior nurse</w:t>
-      </w:r>
-    </w:p>
-    <w:p>
-      <w:pPr>
-        <w:spacing w:after="0" w:before="0"/>
-      </w:pPr>
-      <w:r>
-        <w:rPr>
-          <w:b w:val="0"/>
-          <w:sz w:val="22"/>
-        </w:rPr>
-        <w:t>(d) Call doctor immediately</w:t>
-      </w:r>
-    </w:p>
-    <w:p>
-      <w:pPr>
-        <w:spacing w:after="0" w:before="40"/>
-      </w:pPr>
-      <w:r>
-        <w:rPr>
-          <w:b/>
-          <w:sz w:val="22"/>
-        </w:rPr>
-        <w:t>Answer: a</w:t>
-      </w:r>
-    </w:p>
-    <w:p>
-      <w:pPr>
-        <w:spacing w:after="0" w:before="0"/>
-      </w:pPr>
-      <w:r>
-        <w:rPr>
-          <w:b w:val="0"/>
-          <w:sz w:val="21"/>
-        </w:rPr>
-        <w:t>Solution: If the patient develops respiratory distress during suctioning, the first action is to remove the suction catheter immediately.</w:t>
-      </w:r>
-    </w:p>
-    <w:p>
-      <w:pPr>
-        <w:spacing w:after="0" w:before="0"/>
-      </w:pPr>
-      <w:r>
-        <w:rPr>
-          <w:b w:val="0"/>
-          <w:sz w:val="20"/>
-        </w:rPr>
-        <w:t>Positive Marks: 1</w:t>
-      </w:r>
-    </w:p>
-    <w:p>
-      <w:pPr>
-        <w:spacing w:after="160" w:before="0"/>
-      </w:pPr>
-      <w:r>
-        <w:rPr>
-          <w:b w:val="0"/>
-          <w:sz w:val="20"/>
-        </w:rPr>
-        <w:t>Negative Marks: 0.25</w:t>
-      </w:r>
-    </w:p>
-    <w:p>
-      <w:pPr>
-        <w:spacing w:after="20" w:before="120"/>
-      </w:pPr>
-      <w:r>
-        <w:rPr>
-          <w:b/>
-          <w:sz w:val="22"/>
-        </w:rPr>
-        <w:t>Question: A client develops anaphylaxis after a bee sting. What is the nurse's priority intervention?</w:t>
-      </w:r>
-    </w:p>
-    <w:p>
-      <w:pPr>
-        <w:spacing w:after="0" w:before="0"/>
-      </w:pPr>
-      <w:r>
-        <w:rPr>
-          <w:b w:val="0"/>
-          <w:sz w:val="22"/>
-        </w:rPr>
-        <w:t>(a) Administer epinephrine IM immediately</w:t>
-      </w:r>
-    </w:p>
-    <w:p>
-      <w:pPr>
-        <w:spacing w:after="0" w:before="0"/>
-      </w:pPr>
-      <w:r>
-        <w:rPr>
-          <w:b w:val="0"/>
-          <w:sz w:val="22"/>
-        </w:rPr>
-        <w:t>(b) Give an oral antihistamine</w:t>
-      </w:r>
-    </w:p>
-    <w:p>
-      <w:pPr>
-        <w:spacing w:after="0" w:before="0"/>
-      </w:pPr>
-      <w:r>
-        <w:rPr>
-          <w:b w:val="0"/>
-          <w:sz w:val="22"/>
-        </w:rPr>
-        <w:t>(c) Establish IV access first</w:t>
-      </w:r>
-    </w:p>
-    <w:p>
-      <w:pPr>
-        <w:spacing w:after="0" w:before="0"/>
-      </w:pPr>
-      <w:r>
-        <w:rPr>
-          <w:b w:val="0"/>
-          <w:sz w:val="22"/>
-        </w:rPr>
-        <w:t>(d) Apply oxygen by face mask</w:t>
-      </w:r>
-    </w:p>
-    <w:p>
-      <w:pPr>
-        <w:spacing w:after="0" w:before="40"/>
-      </w:pPr>
-      <w:r>
-        <w:rPr>
-          <w:b/>
-          <w:sz w:val="22"/>
-        </w:rPr>
-        <w:t>Answer: a</w:t>
-      </w:r>
-    </w:p>
-    <w:p>
-      <w:pPr>
-        <w:spacing w:after="0" w:before="0"/>
-      </w:pPr>
-      <w:r>
-        <w:rPr>
-          <w:b w:val="0"/>
-          <w:sz w:val="21"/>
-        </w:rPr>
-        <w:t>Solution: Epinephrine IM is the first-line, life-saving treatment for anaphylaxis; it reverses bronchospasm, laryngeal edema and hypotension.</w:t>
-      </w:r>
-    </w:p>
-    <w:p>
-      <w:pPr>
-        <w:spacing w:after="0" w:before="0"/>
-      </w:pPr>
-      <w:r>
-        <w:rPr>
-          <w:b w:val="0"/>
-          <w:sz w:val="20"/>
-        </w:rPr>
-        <w:t>Positive Marks: 1</w:t>
-      </w:r>
-    </w:p>
-    <w:p>
-      <w:pPr>
-        <w:spacing w:after="160" w:before="0"/>
-      </w:pPr>
-      <w:r>
-        <w:rPr>
-          <w:b w:val="0"/>
-          <w:sz w:val="20"/>
-        </w:rPr>
-        <w:t>Negative Marks: 0.25</w:t>
-      </w:r>
-    </w:p>
-    <w:p>
-      <w:pPr>
-        <w:spacing w:after="20" w:before="120"/>
-      </w:pPr>
-      <w:r>
-        <w:rPr>
-          <w:b/>
-          <w:sz w:val="22"/>
-        </w:rPr>
-        <w:t>Question: Triple test performed at 15-18 weeks of pregnancy. What is the positive test result indicate that the body having down syndrome?</w:t>
-      </w:r>
-    </w:p>
-    <w:p>
-      <w:pPr>
-        <w:spacing w:after="0" w:before="0"/>
-      </w:pPr>
-      <w:r>
-        <w:rPr>
-          <w:b w:val="0"/>
-          <w:sz w:val="22"/>
-        </w:rPr>
-        <w:t>(a) high and UE3 tend to be high that of MSAFP is low</w:t>
-      </w:r>
-    </w:p>
-    <w:p>
-      <w:pPr>
-        <w:spacing w:after="0" w:before="0"/>
-      </w:pPr>
-      <w:r>
-        <w:rPr>
-          <w:b w:val="0"/>
-          <w:sz w:val="22"/>
-        </w:rPr>
-        <w:t>(b) MSAFP and UE3 tend to be low that of hCG is high</w:t>
-      </w:r>
-    </w:p>
-    <w:p>
-      <w:pPr>
-        <w:spacing w:after="0" w:before="0"/>
-      </w:pPr>
-      <w:r>
-        <w:rPr>
-          <w:b w:val="0"/>
-          <w:sz w:val="22"/>
-        </w:rPr>
-        <w:t>(c) high and UE3 tend to be high that of MSAFP is high</w:t>
-      </w:r>
-    </w:p>
-    <w:p>
-      <w:pPr>
-        <w:spacing w:after="0" w:before="0"/>
-      </w:pPr>
-      <w:r>
-        <w:rPr>
-          <w:b w:val="0"/>
-          <w:sz w:val="22"/>
-        </w:rPr>
-        <w:t>(d) MSAFP and UE3 tend to be high that of hCG is low</w:t>
-      </w:r>
-    </w:p>
-    <w:p>
-      <w:pPr>
-        <w:spacing w:after="0" w:before="40"/>
-      </w:pPr>
-      <w:r>
-        <w:rPr>
-          <w:b/>
-          <w:sz w:val="22"/>
-        </w:rPr>
-        <w:t>Answer: b</w:t>
-      </w:r>
-    </w:p>
-    <w:p>
-      <w:pPr>
-        <w:spacing w:after="0" w:before="0"/>
-      </w:pPr>
-      <w:r>
-        <w:rPr>
-          <w:b w:val="0"/>
-          <w:sz w:val="21"/>
-        </w:rPr>
-        <w:t>Solution: In Down syndrome, the triple test shows LOW MSAFP and LOW unconjugated estriol with HIGH hCG.</w:t>
-      </w:r>
-    </w:p>
-    <w:p>
-      <w:pPr>
-        <w:spacing w:after="0" w:before="0"/>
-      </w:pPr>
-      <w:r>
-        <w:rPr>
-          <w:b w:val="0"/>
-          <w:sz w:val="20"/>
-        </w:rPr>
-        <w:t>Positive Marks: 1</w:t>
-      </w:r>
-    </w:p>
-    <w:p>
-      <w:pPr>
-        <w:spacing w:after="160" w:before="0"/>
-      </w:pPr>
-      <w:r>
-        <w:rPr>
-          <w:b w:val="0"/>
-          <w:sz w:val="20"/>
-        </w:rPr>
-        <w:t>Negative Marks: 0.25</w:t>
-      </w:r>
-    </w:p>
-    <w:p>
-      <w:pPr>
-        <w:spacing w:after="20" w:before="120"/>
-      </w:pPr>
-      <w:r>
-        <w:rPr>
-          <w:b/>
-          <w:sz w:val="22"/>
-        </w:rPr>
-        <w:t>Question: The programme that aimed to train health personnel in basic newborn care and resuscitation is</w:t>
-      </w:r>
-    </w:p>
-    <w:p>
-      <w:pPr>
-        <w:spacing w:after="0" w:before="0"/>
-      </w:pPr>
-      <w:r>
-        <w:rPr>
-          <w:b w:val="0"/>
-          <w:sz w:val="22"/>
-        </w:rPr>
-        <w:t>(a) IMNCI</w:t>
-      </w:r>
-    </w:p>
-    <w:p>
-      <w:pPr>
-        <w:spacing w:after="0" w:before="0"/>
-      </w:pPr>
-      <w:r>
-        <w:rPr>
-          <w:b w:val="0"/>
-          <w:sz w:val="22"/>
-        </w:rPr>
-        <w:t>(b) Rashtriya Bal Swasthya Karyakram</w:t>
-      </w:r>
-    </w:p>
-    <w:p>
-      <w:pPr>
-        <w:spacing w:after="0" w:before="0"/>
-      </w:pPr>
-      <w:r>
-        <w:rPr>
-          <w:b w:val="0"/>
-          <w:sz w:val="22"/>
-        </w:rPr>
-        <w:t>(c) Navjat Shishu Suraksha Kaaryakram</w:t>
-      </w:r>
-    </w:p>
-    <w:p>
-      <w:pPr>
-        <w:spacing w:after="0" w:before="0"/>
-      </w:pPr>
-      <w:r>
-        <w:rPr>
-          <w:b w:val="0"/>
-          <w:sz w:val="22"/>
-        </w:rPr>
-        <w:t>(d) Home based new born care</w:t>
-      </w:r>
-    </w:p>
-    <w:p>
-      <w:pPr>
-        <w:spacing w:after="0" w:before="40"/>
-      </w:pPr>
-      <w:r>
-        <w:rPr>
-          <w:b/>
-          <w:sz w:val="22"/>
-        </w:rPr>
-        <w:t>Answer: c</w:t>
-      </w:r>
-    </w:p>
-    <w:p>
-      <w:pPr>
-        <w:spacing w:after="0" w:before="0"/>
-      </w:pPr>
-      <w:r>
-        <w:rPr>
-          <w:b w:val="0"/>
-          <w:sz w:val="21"/>
-        </w:rPr>
-        <w:t>Solution: Navjat Shishu Suraksha Karyakram (NSSK) trains health personnel in basic newborn care and resuscitation.</w:t>
-      </w:r>
-    </w:p>
-    <w:p>
-      <w:pPr>
-        <w:spacing w:after="0" w:before="0"/>
-      </w:pPr>
-      <w:r>
-        <w:rPr>
-          <w:b w:val="0"/>
-          <w:sz w:val="20"/>
-        </w:rPr>
-        <w:t>Positive Marks: 1</w:t>
-      </w:r>
-    </w:p>
-    <w:p>
-      <w:pPr>
-        <w:spacing w:after="160" w:before="0"/>
-      </w:pPr>
-      <w:r>
-        <w:rPr>
-          <w:b w:val="0"/>
-          <w:sz w:val="20"/>
-        </w:rPr>
-        <w:t>Negative Marks: 0.25</w:t>
-      </w:r>
-    </w:p>
-    <w:p>
-      <w:pPr>
-        <w:spacing w:after="20" w:before="120"/>
-      </w:pPr>
-      <w:r>
-        <w:rPr>
-          <w:b/>
-          <w:sz w:val="22"/>
-        </w:rPr>
-        <w:t>Question: A patient receiving continue enteral feeding, in which position placed the patient to prevent aspiration?</w:t>
-      </w:r>
-    </w:p>
-    <w:p>
-      <w:pPr>
-        <w:spacing w:after="0" w:before="0"/>
-      </w:pPr>
-      <w:r>
-        <w:rPr>
-          <w:b w:val="0"/>
-          <w:sz w:val="22"/>
-        </w:rPr>
-        <w:t>(a) Keep supine</w:t>
-      </w:r>
-    </w:p>
-    <w:p>
-      <w:pPr>
-        <w:spacing w:after="0" w:before="0"/>
-      </w:pPr>
-      <w:r>
-        <w:rPr>
-          <w:b w:val="0"/>
-          <w:sz w:val="22"/>
-        </w:rPr>
-        <w:t>(b) Head elevate</w:t>
-      </w:r>
-    </w:p>
-    <w:p>
-      <w:pPr>
-        <w:spacing w:after="0" w:before="0"/>
-      </w:pPr>
-      <w:r>
-        <w:rPr>
-          <w:b w:val="0"/>
-          <w:sz w:val="22"/>
-        </w:rPr>
-        <w:t>(c) Sims</w:t>
-      </w:r>
-    </w:p>
-    <w:p>
-      <w:pPr>
-        <w:spacing w:after="0" w:before="0"/>
-      </w:pPr>
-      <w:r>
-        <w:rPr>
-          <w:b w:val="0"/>
-          <w:sz w:val="22"/>
-        </w:rPr>
-        <w:t>(d) Left lateral</w:t>
-      </w:r>
-    </w:p>
-    <w:p>
-      <w:pPr>
-        <w:spacing w:after="0" w:before="40"/>
-      </w:pPr>
-      <w:r>
-        <w:rPr>
-          <w:b/>
-          <w:sz w:val="22"/>
-        </w:rPr>
-        <w:t>Answer: b</w:t>
-      </w:r>
-    </w:p>
-    <w:p>
-      <w:pPr>
-        <w:spacing w:after="0" w:before="0"/>
-      </w:pPr>
-      <w:r>
-        <w:rPr>
-          <w:b w:val="0"/>
-          <w:sz w:val="21"/>
-        </w:rPr>
-        <w:t>Solution: To prevent aspiration in a patient receiving continuous enteral feeding, the head should be elevated (option A). Keeping the head of the bed elevated helps to prevent the reflux of gastric contents into the upper respiratory tract and reduces the risk of aspiration pneumonia. Elevating the head of the bed at an angle of 30 to 45 degrees is commonly recommended. This position promotes the downward flow of the enteral feeding and helps maintain the integrity of the lower esophageal sphincter, preventing regurgitation.</w:t>
-      </w:r>
-    </w:p>
-    <w:p>
-      <w:pPr>
-        <w:spacing w:after="0" w:before="0"/>
-      </w:pPr>
-      <w:r>
-        <w:rPr>
-          <w:b w:val="0"/>
-          <w:sz w:val="20"/>
-        </w:rPr>
-        <w:t>Positive Marks: 1</w:t>
-      </w:r>
-    </w:p>
-    <w:p>
-      <w:pPr>
-        <w:spacing w:after="160" w:before="0"/>
-      </w:pPr>
-      <w:r>
-        <w:rPr>
-          <w:b w:val="0"/>
-          <w:sz w:val="20"/>
-        </w:rPr>
-        <w:t>Negative Marks: 0.25</w:t>
-      </w:r>
-    </w:p>
-    <w:p>
-      <w:pPr>
-        <w:spacing w:after="20" w:before="120"/>
-      </w:pPr>
-      <w:r>
-        <w:rPr>
-          <w:b/>
-          <w:sz w:val="22"/>
-        </w:rPr>
-        <w:t>Question: Which of the following is a non-absorbable suture</w:t>
-      </w:r>
-    </w:p>
-    <w:p>
-      <w:pPr>
-        <w:spacing w:after="0" w:before="0"/>
-      </w:pPr>
-      <w:r>
-        <w:rPr>
-          <w:b w:val="0"/>
-          <w:sz w:val="22"/>
-        </w:rPr>
-        <w:t>(a) Polyester</w:t>
-      </w:r>
-    </w:p>
-    <w:p>
-      <w:pPr>
-        <w:spacing w:after="0" w:before="0"/>
-      </w:pPr>
-      <w:r>
-        <w:rPr>
-          <w:b w:val="0"/>
-          <w:sz w:val="22"/>
-        </w:rPr>
-        <w:t>(b) Vicryl</w:t>
-      </w:r>
-    </w:p>
-    <w:p>
-      <w:pPr>
-        <w:spacing w:after="0" w:before="0"/>
-      </w:pPr>
-      <w:r>
-        <w:rPr>
-          <w:b w:val="0"/>
-          <w:sz w:val="22"/>
-        </w:rPr>
-        <w:t>(c) Monocryl</w:t>
-      </w:r>
-    </w:p>
-    <w:p>
-      <w:pPr>
-        <w:spacing w:after="0" w:before="0"/>
-      </w:pPr>
-      <w:r>
-        <w:rPr>
-          <w:b w:val="0"/>
-          <w:sz w:val="22"/>
-        </w:rPr>
-        <w:t>(d) Chromic catgut</w:t>
-      </w:r>
-    </w:p>
-    <w:p>
-      <w:pPr>
-        <w:spacing w:after="0" w:before="40"/>
-      </w:pPr>
-      <w:r>
-        <w:rPr>
-          <w:b/>
-          <w:sz w:val="22"/>
-        </w:rPr>
-        <w:t>Answer: a</w:t>
-      </w:r>
-    </w:p>
-    <w:p>
-      <w:pPr>
-        <w:spacing w:after="0" w:before="0"/>
-      </w:pPr>
-      <w:r>
-        <w:rPr>
-          <w:b w:val="0"/>
-          <w:sz w:val="21"/>
-        </w:rPr>
-        <w:t>Solution: Polyester (e.g., Ethibond) is a non-absorbable suture; Vicryl, Monocryl and chromic catgut are absorbable.</w:t>
-      </w:r>
-    </w:p>
-    <w:p>
-      <w:pPr>
-        <w:spacing w:after="0" w:before="0"/>
-      </w:pPr>
-      <w:r>
-        <w:rPr>
-          <w:b w:val="0"/>
-          <w:sz w:val="20"/>
-        </w:rPr>
-        <w:t>Positive Marks: 1</w:t>
-      </w:r>
-    </w:p>
-    <w:p>
-      <w:pPr>
-        <w:spacing w:after="160" w:before="0"/>
-      </w:pPr>
-      <w:r>
-        <w:rPr>
-          <w:b w:val="0"/>
-          <w:sz w:val="20"/>
-        </w:rPr>
-        <w:t>Negative Marks: 0.25</w:t>
+      <w:r>
+        <w:t xml:space="preserve">Question: Which hormone is secreted by the posterior pituitary gland?</w:t>
+      </w:r>
+    </w:p>
+    <w:p>
+      <w:r>
+        <w:t xml:space="preserve">(a) Antidiuretic hormone (ADH)</w:t>
+      </w:r>
+    </w:p>
+    <w:p>
+      <w:r>
+        <w:t xml:space="preserve">(b) Growth hormone</w:t>
+      </w:r>
+    </w:p>
+    <w:p>
+      <w:r>
+        <w:t xml:space="preserve">(c) Thyroid-stimulating hormone</w:t>
+      </w:r>
+    </w:p>
+    <w:p>
+      <w:r>
+        <w:t xml:space="preserve">(d) Prolactin</w:t>
+      </w:r>
+    </w:p>
+    <w:p>
+      <w:r>
+        <w:t xml:space="preserve">Answer: a</w:t>
+      </w:r>
+    </w:p>
+    <w:p>
+      <w:r>
+        <w:t xml:space="preserve">Solution: ✅ Correct Answer: a</w:t>
+      </w:r>
+    </w:p>
+    <w:p>
+      <w:r>
+        <w:t xml:space="preserve">🧠 Clinical Rationale: The posterior pituitary does not SYNTHESIZE hormones — it stores and releases ADH (vasopressin) and oxytocin, both produced by the hypothalamus and transported down the pituitary stalk.</w:t>
+      </w:r>
+    </w:p>
+    <w:p>
+      <w:r>
+        <w:t xml:space="preserve">❌ Why Not Other Options?</w:t>
+      </w:r>
+    </w:p>
+    <w:p>
+      <w:r>
+        <w:t xml:space="preserve">(b) — Growth hormone is secreted by the ANTERIOR pituitary.</w:t>
+      </w:r>
+    </w:p>
+    <w:p>
+      <w:r>
+        <w:t xml:space="preserve">(c) — TSH is also an anterior pituitary hormone.</w:t>
+      </w:r>
+    </w:p>
+    <w:p>
+      <w:r>
+        <w:t xml:space="preserve">(d) — Prolactin likewise comes from the anterior pituitary.</w:t>
+      </w:r>
+    </w:p>
+    <w:p>
+      <w:r>
+        <w:t xml:space="preserve">⚠️ Exam Trap: "Posterior = only TWO hormones (ADH + Oxytocin)"; every other pituitary hormone listed is anterior.</w:t>
+      </w:r>
+    </w:p>
+    <w:p>
+      <w:r>
+        <w:t xml:space="preserve">💎 PNC Pearl: "Posterior = ADH + Oxy; Anterior = GH, TSH, ACTH, FSH, LH, Prolactin" (the 6 anterior hormones).</w:t>
+      </w:r>
+    </w:p>
+    <w:p>
+      <w:r>
+        <w:t xml:space="preserve">Positive Marks: 1</w:t>
+      </w:r>
+    </w:p>
+    <w:p>
+      <w:r>
+        <w:t xml:space="preserve">Negative Marks: 0.25</w:t>
+      </w:r>
+    </w:p>
+    <w:p>
+      <w:r>
+        <w:t xml:space="preserve"/>
+      </w:r>
+    </w:p>
+    <w:p>
+      <w:r>
+        <w:t xml:space="preserve">Question: The normal oral temperature range in an adult is</w:t>
+      </w:r>
+    </w:p>
+    <w:p>
+      <w:r>
+        <w:t xml:space="preserve">(a) 38.0-39.5 degree C</w:t>
+      </w:r>
+    </w:p>
+    <w:p>
+      <w:r>
+        <w:t xml:space="preserve">(b) 36.5-37.5 degree C</w:t>
+      </w:r>
+    </w:p>
+    <w:p>
+      <w:r>
+        <w:t xml:space="preserve">(c) 34.0-35.5 degree C</w:t>
+      </w:r>
+    </w:p>
+    <w:p>
+      <w:r>
+        <w:t xml:space="preserve">(d) 39.5-40.5 degree C</w:t>
+      </w:r>
+    </w:p>
+    <w:p>
+      <w:r>
+        <w:t xml:space="preserve">Answer: b</w:t>
+      </w:r>
+    </w:p>
+    <w:p>
+      <w:r>
+        <w:t xml:space="preserve">Solution: ✅ Correct Answer: b</w:t>
+      </w:r>
+    </w:p>
+    <w:p>
+      <w:r>
+        <w:t xml:space="preserve">🧠 Clinical Rationale: Normal oral temperature is 36.5-37.5°C (97.6-99.6°F); the body's thermostat (hypothalamus) keeps core temperature in this range.</w:t>
+      </w:r>
+    </w:p>
+    <w:p>
+      <w:r>
+        <w:t xml:space="preserve">❌ Why Not Other Options?</w:t>
+      </w:r>
+    </w:p>
+    <w:p>
+      <w:r>
+        <w:t xml:space="preserve">(a) — 38.0°C and above is PYREXIA (fever).</w:t>
+      </w:r>
+    </w:p>
+    <w:p>
+      <w:r>
+        <w:t xml:space="preserve">(c) — 34.0-35.5°C is hypothermia.</w:t>
+      </w:r>
+    </w:p>
+    <w:p>
+      <w:r>
+        <w:t xml:space="preserve">(d) — 39.5-40.5°C is high-grade fever.</w:t>
+      </w:r>
+    </w:p>
+    <w:p>
+      <w:r>
+        <w:t xml:space="preserve">⚠️ Exam Trap: Site differences — "rectal = +0.5°C above oral, axillary = −0.5°C below oral"; the site comparison is the usual twist.</w:t>
+      </w:r>
+    </w:p>
+    <w:p>
+      <w:r>
+        <w:t xml:space="preserve">💎 PNC Pearl: "Oral 37 = normal anchor; rectal +0.5, axillary −0.5, tympanic = core."</w:t>
+      </w:r>
+    </w:p>
+    <w:p>
+      <w:r>
+        <w:t xml:space="preserve">Positive Marks: 1</w:t>
+      </w:r>
+    </w:p>
+    <w:p>
+      <w:r>
+        <w:t xml:space="preserve">Negative Marks: 0.25</w:t>
+      </w:r>
+    </w:p>
+    <w:p>
+      <w:r>
+        <w:t xml:space="preserve"/>
+      </w:r>
+    </w:p>
+    <w:p>
+      <w:r>
+        <w:t xml:space="preserve">Question: A patient on digoxin reports nausea, vomiting and seeing yellow-green halos around lights. The nurse should suspect</w:t>
+      </w:r>
+    </w:p>
+    <w:p>
+      <w:r>
+        <w:t xml:space="preserve">(a) Digoxin toxicity</w:t>
+      </w:r>
+    </w:p>
+    <w:p>
+      <w:r>
+        <w:t xml:space="preserve">(b) Hypokalemia only</w:t>
+      </w:r>
+    </w:p>
+    <w:p>
+      <w:r>
+        <w:t xml:space="preserve">(c) Allergic reaction to digoxin</w:t>
+      </w:r>
+    </w:p>
+    <w:p>
+      <w:r>
+        <w:t xml:space="preserve">(d) Hypernatremia</w:t>
+      </w:r>
+    </w:p>
+    <w:p>
+      <w:r>
+        <w:t xml:space="preserve">Answer: a</w:t>
+      </w:r>
+    </w:p>
+    <w:p>
+      <w:r>
+        <w:t xml:space="preserve">Solution: ✅ Correct Answer: a</w:t>
+      </w:r>
+    </w:p>
+    <w:p>
+      <w:r>
+        <w:t xml:space="preserve">🧠 Clinical Rationale: GI upset plus visual disturbances (yellow-green halos, blurred vision) are the classic early signs of digoxin toxicity, along with bradycardia and dysrhythmias — the drug has a narrow therapeutic index.</w:t>
+      </w:r>
+    </w:p>
+    <w:p>
+      <w:r>
+        <w:t xml:space="preserve">❌ Why Not Other Options?</w:t>
+      </w:r>
+    </w:p>
+    <w:p>
+      <w:r>
+        <w:t xml:space="preserve">(b) — Hypokalemia does not cause these symptoms, but it PREDISPOSES to digoxin toxicity by sensitizing the myocardium.</w:t>
+      </w:r>
+    </w:p>
+    <w:p>
+      <w:r>
+        <w:t xml:space="preserve">(c) — Allergic reactions cause rash, itching, or anaphylaxis, not halos.</w:t>
+      </w:r>
+    </w:p>
+    <w:p>
+      <w:r>
+        <w:t xml:space="preserve">(d) — Hypernatremia causes thirst and neurological signs, not GI-visual symptoms.</w:t>
+      </w:r>
+    </w:p>
+    <w:p>
+      <w:r>
+        <w:t xml:space="preserve">⚠️ Exam Trap: "Nausea + halos + slow pulse = digoxin toxicity; hypokalemia is the RISK FACTOR, not the diagnosis."</w:t>
+      </w:r>
+    </w:p>
+    <w:p>
+      <w:r>
+        <w:t xml:space="preserve">💎 PNC Pearl: "Digoxin: check K+ and pulse &lt; 60 (adults) — hold the dose and notify; antidote = digoxin-specific antibodies."</w:t>
+      </w:r>
+    </w:p>
+    <w:p>
+      <w:r>
+        <w:t xml:space="preserve">Positive Marks: 1</w:t>
+      </w:r>
+    </w:p>
+    <w:p>
+      <w:r>
+        <w:t xml:space="preserve">Negative Marks: 0.25</w:t>
+      </w:r>
+    </w:p>
+    <w:p>
+      <w:r>
+        <w:t xml:space="preserve"/>
+      </w:r>
+    </w:p>
+    <w:p>
+      <w:r>
+        <w:t xml:space="preserve">Question: The characteristic symptom of placenta previa is</w:t>
+      </w:r>
+    </w:p>
+    <w:p>
+      <w:r>
+        <w:t xml:space="preserve">(a) Severe abdominal pain with a rigid uterus</w:t>
+      </w:r>
+    </w:p>
+    <w:p>
+      <w:r>
+        <w:t xml:space="preserve">(b) Painless, recurrent vaginal bleeding in the third trimester</w:t>
+      </w:r>
+    </w:p>
+    <w:p>
+      <w:r>
+        <w:t xml:space="preserve">(c) Hypertension and convulsions</w:t>
+      </w:r>
+    </w:p>
+    <w:p>
+      <w:r>
+        <w:t xml:space="preserve">(d) Excessive vomiting in early pregnancy</w:t>
+      </w:r>
+    </w:p>
+    <w:p>
+      <w:r>
+        <w:t xml:space="preserve">Answer: b</w:t>
+      </w:r>
+    </w:p>
+    <w:p>
+      <w:r>
+        <w:t xml:space="preserve">Solution: ✅ Correct Answer: b</w:t>
+      </w:r>
+    </w:p>
+    <w:p>
+      <w:r>
+        <w:t xml:space="preserve">🧠 Clinical Rationale: In placenta previa the placenta implants over the lower uterine segment, so as the lower segment stretches in the third trimester, painless, bright-red, recurrent bleeding occurs — the classic diagnostic feature.</w:t>
+      </w:r>
+    </w:p>
+    <w:p>
+      <w:r>
+        <w:t xml:space="preserve">❌ Why Not Other Options?</w:t>
+      </w:r>
+    </w:p>
+    <w:p>
+      <w:r>
+        <w:t xml:space="preserve">(a) — Painful bleeding with a rigid, board-like uterus is ABRUPTIO PLACENTAE (placental separation).</w:t>
+      </w:r>
+    </w:p>
+    <w:p>
+      <w:r>
+        <w:t xml:space="preserve">(c) — Hypertension with convulsions describes eclampsia.</w:t>
+      </w:r>
+    </w:p>
+    <w:p>
+      <w:r>
+        <w:t xml:space="preserve">(d) — Excessive early vomiting is hyperemesis gravidarum.</w:t>
+      </w:r>
+    </w:p>
+    <w:p>
+      <w:r>
+        <w:t xml:space="preserve">⚠️ Exam Trap: The painless-vs-painful bleeding contrast is the single most tested distinction in third-trimester bleeding.</w:t>
+      </w:r>
+    </w:p>
+    <w:p>
+      <w:r>
+        <w:t xml:space="preserve">💎 PNC Pearl: "Painless bleed = Previa; Painful rigid uterus = Abruption; NEVER do a vaginal exam in previa."</w:t>
+      </w:r>
+    </w:p>
+    <w:p>
+      <w:r>
+        <w:t xml:space="preserve">Positive Marks: 1</w:t>
+      </w:r>
+    </w:p>
+    <w:p>
+      <w:r>
+        <w:t xml:space="preserve">Negative Marks: 0.25</w:t>
+      </w:r>
+    </w:p>
+    <w:p>
+      <w:r>
+        <w:t xml:space="preserve"/>
+      </w:r>
+    </w:p>
+    <w:p>
+      <w:r>
+        <w:t xml:space="preserve">Question: Kernicterus is a serious complication of</w:t>
+      </w:r>
+    </w:p>
+    <w:p>
+      <w:r>
+        <w:t xml:space="preserve">(a) Neonatal hypoglycemia</w:t>
+      </w:r>
+    </w:p>
+    <w:p>
+      <w:r>
+        <w:t xml:space="preserve">(b) Severe neonatal hyperbilirubinemia</w:t>
+      </w:r>
+    </w:p>
+    <w:p>
+      <w:r>
+        <w:t xml:space="preserve">(c) Respiratory distress syndrome</w:t>
+      </w:r>
+    </w:p>
+    <w:p>
+      <w:r>
+        <w:t xml:space="preserve">(d) Congenital heart disease</w:t>
+      </w:r>
+    </w:p>
+    <w:p>
+      <w:r>
+        <w:t xml:space="preserve">Answer: b</w:t>
+      </w:r>
+    </w:p>
+    <w:p>
+      <w:r>
+        <w:t xml:space="preserve">Solution: ✅ Correct Answer: b</w:t>
+      </w:r>
+    </w:p>
+    <w:p>
+      <w:r>
+        <w:t xml:space="preserve">🧠 Clinical Rationale: In severe neonatal jaundice, unconjugated bilirubin crosses the immature blood-brain barrier and stains the basal ganglia — kernicterus — causing irreversible brain damage, deafness, and cerebral palsy.</w:t>
+      </w:r>
+    </w:p>
+    <w:p>
+      <w:r>
+        <w:t xml:space="preserve">❌ Why Not Other Options?</w:t>
+      </w:r>
+    </w:p>
+    <w:p>
+      <w:r>
+        <w:t xml:space="preserve">(a) — Hypoglycemia causes jitteriness, seizures, and brain injury by a different mechanism (low glucose).</w:t>
+      </w:r>
+    </w:p>
+    <w:p>
+      <w:r>
+        <w:t xml:space="preserve">(c) — RDS is surfactant deficiency causing respiratory distress.</w:t>
+      </w:r>
+    </w:p>
+    <w:p>
+      <w:r>
+        <w:t xml:space="preserve">(d) — Congenital heart disease causes cyanosis and failure, not bilirubin staining.</w:t>
+      </w:r>
+    </w:p>
+    <w:p>
+      <w:r>
+        <w:t xml:space="preserve">⚠️ Exam Trap: "Kernicterus = bilirubin INTO the brain" — prevention is early phototherapy and exchange transfusion at critical bilirubin levels.</w:t>
+      </w:r>
+    </w:p>
+    <w:p>
+      <w:r>
+        <w:t xml:space="preserve">💎 PNC Pearl: "Unconjugated bilirubin + immature BBB = kernicterus; treat with light, then exchange."</w:t>
+      </w:r>
+    </w:p>
+    <w:p>
+      <w:r>
+        <w:t xml:space="preserve">Positive Marks: 1</w:t>
+      </w:r>
+    </w:p>
+    <w:p>
+      <w:r>
+        <w:t xml:space="preserve">Negative Marks: 0.25</w:t>
+      </w:r>
+    </w:p>
+    <w:p>
+      <w:r>
+        <w:t xml:space="preserve"/>
+      </w:r>
+    </w:p>
+    <w:p>
+      <w:r>
+        <w:t xml:space="preserve">Question: Delirium is best characterized by</w:t>
+      </w:r>
+    </w:p>
+    <w:p>
+      <w:r>
+        <w:t xml:space="preserve">(a) Chronic progressive memory loss</w:t>
+      </w:r>
+    </w:p>
+    <w:p>
+      <w:r>
+        <w:t xml:space="preserve">(b) Acute onset of confusion with fluctuating level of consciousness</w:t>
+      </w:r>
+    </w:p>
+    <w:p>
+      <w:r>
+        <w:t xml:space="preserve">(c) A stable personality since childhood</w:t>
+      </w:r>
+    </w:p>
+    <w:p>
+      <w:r>
+        <w:t xml:space="preserve">(d) Repeated physical complaints without a cause</w:t>
+      </w:r>
+    </w:p>
+    <w:p>
+      <w:r>
+        <w:t xml:space="preserve">Answer: b</w:t>
+      </w:r>
+    </w:p>
+    <w:p>
+      <w:r>
+        <w:t xml:space="preserve">Solution: ✅ Correct Answer: b</w:t>
+      </w:r>
+    </w:p>
+    <w:p>
+      <w:r>
+        <w:t xml:space="preserve">🧠 Clinical Rationale: Delirium is an ACUTE, fluctuating disturbance of consciousness, attention, and cognition — usually reversible once the underlying cause (infection, drugs, hypoxia, electrolyte imbalance) is treated.</w:t>
+      </w:r>
+    </w:p>
+    <w:p>
+      <w:r>
+        <w:t xml:space="preserve">❌ Why Not Other Options?</w:t>
+      </w:r>
+    </w:p>
+    <w:p>
+      <w:r>
+        <w:t xml:space="preserve">(a) — Chronic progressive memory loss describes DEMENTIA.</w:t>
+      </w:r>
+    </w:p>
+    <w:p>
+      <w:r>
+        <w:t xml:space="preserve">(c) — A stable personality is normal, not a disorder.</w:t>
+      </w:r>
+    </w:p>
+    <w:p>
+      <w:r>
+        <w:t xml:space="preserve">(d) — Repeated physical complaints without a cause suggest somatic symptom disorder.</w:t>
+      </w:r>
+    </w:p>
+    <w:p>
+      <w:r>
+        <w:t xml:space="preserve">⚠️ Exam Trap: The delirium-dementia contrast — "delirium = acute + fluctuating + reversible; dementia = chronic + progressive + irreversible."</w:t>
+      </w:r>
+    </w:p>
+    <w:p>
+      <w:r>
+        <w:t xml:space="preserve">💎 PNC Pearl: "Delirium is like an ACUTE confusional state — treat the cause and it can reverse; dementia cannot."</w:t>
+      </w:r>
+    </w:p>
+    <w:p>
+      <w:r>
+        <w:t xml:space="preserve">Positive Marks: 1</w:t>
+      </w:r>
+    </w:p>
+    <w:p>
+      <w:r>
+        <w:t xml:space="preserve">Negative Marks: 0.25</w:t>
+      </w:r>
+    </w:p>
+    <w:p>
+      <w:r>
+        <w:t xml:space="preserve"/>
+      </w:r>
+    </w:p>
+    <w:p>
+      <w:r>
+        <w:t xml:space="preserve">Question: Which disease has been officially declared eradicated from India through the Universal Immunization Programme?</w:t>
+      </w:r>
+    </w:p>
+    <w:p>
+      <w:r>
+        <w:t xml:space="preserve">(a) Poliomyelitis</w:t>
+      </w:r>
+    </w:p>
+    <w:p>
+      <w:r>
+        <w:t xml:space="preserve">(b) Dengue</w:t>
+      </w:r>
+    </w:p>
+    <w:p>
+      <w:r>
+        <w:t xml:space="preserve">(c) Malaria</w:t>
+      </w:r>
+    </w:p>
+    <w:p>
+      <w:r>
+        <w:t xml:space="preserve">(d) Leprosy</w:t>
+      </w:r>
+    </w:p>
+    <w:p>
+      <w:r>
+        <w:t xml:space="preserve">Answer: a</w:t>
+      </w:r>
+    </w:p>
+    <w:p>
+      <w:r>
+        <w:t xml:space="preserve">Solution: ✅ Correct Answer: a</w:t>
+      </w:r>
+    </w:p>
+    <w:p>
+      <w:r>
+        <w:t xml:space="preserve">🧠 Clinical Rationale: India was certified polio-free in 2014 (last wild poliovirus case in January 2011) — the result of the Pulse Polio programme and sustained immunization.</w:t>
+      </w:r>
+    </w:p>
+    <w:p>
+      <w:r>
+        <w:t xml:space="preserve">❌ Why Not Other Options?</w:t>
+      </w:r>
+    </w:p>
+    <w:p>
+      <w:r>
+        <w:t xml:space="preserve">(b) — Dengue is still transmitted in India.</w:t>
+      </w:r>
+    </w:p>
+    <w:p>
+      <w:r>
+        <w:t xml:space="preserve">(c) — Malaria remains endemic in many states.</w:t>
+      </w:r>
+    </w:p>
+    <w:p>
+      <w:r>
+        <w:t xml:space="preserve">(d) — Leprosy is ELIMINATED as a public health problem, but not ERADICATED — cases still occur.</w:t>
+      </w:r>
+    </w:p>
+    <w:p>
+      <w:r>
+        <w:t xml:space="preserve">⚠️ Exam Trap: Eradicated (polio, zero cases worldwide) vs Eliminated (leprosy, below target but cases exist) — the distinction is the entire question.</w:t>
+      </w:r>
+    </w:p>
+    <w:p>
+      <w:r>
+        <w:t xml:space="preserve">💎 PNC Pearl: "Eradicated = polio; Eliminated = leprosy, yaws, trachoma (as public health problems)."</w:t>
+      </w:r>
+    </w:p>
+    <w:p>
+      <w:r>
+        <w:t xml:space="preserve">Positive Marks: 1</w:t>
+      </w:r>
+    </w:p>
+    <w:p>
+      <w:r>
+        <w:t xml:space="preserve">Negative Marks: 0.25</w:t>
+      </w:r>
+    </w:p>
+    <w:p>
+      <w:r>
+        <w:t xml:space="preserve"/>
+      </w:r>
+    </w:p>
+    <w:p>
+      <w:r>
+        <w:t xml:space="preserve">Question: The first-line drug in the management of anaphylactic shock is</w:t>
+      </w:r>
+    </w:p>
+    <w:p>
+      <w:r>
+        <w:t xml:space="preserve">(a) Adrenaline (epinephrine)</w:t>
+      </w:r>
+    </w:p>
+    <w:p>
+      <w:r>
+        <w:t xml:space="preserve">(b) Atropine</w:t>
+      </w:r>
+    </w:p>
+    <w:p>
+      <w:r>
+        <w:t xml:space="preserve">(c) Vitamin K</w:t>
+      </w:r>
+    </w:p>
+    <w:p>
+      <w:r>
+        <w:t xml:space="preserve">(d) Naloxone</w:t>
+      </w:r>
+    </w:p>
+    <w:p>
+      <w:r>
+        <w:t xml:space="preserve">Answer: a</w:t>
+      </w:r>
+    </w:p>
+    <w:p>
+      <w:r>
+        <w:t xml:space="preserve">Solution: ✅ Correct Answer: a</w:t>
+      </w:r>
+    </w:p>
+    <w:p>
+      <w:r>
+        <w:t xml:space="preserve">🧠 Clinical Rationale: IM adrenaline is the FIRST-LINE drug in anaphylaxis — it reverses bronchospasm (beta-2), vasodilation and hypotension (alpha-1), and laryngeal edema within minutes; antihistamines and steroids are second-line.</w:t>
+      </w:r>
+    </w:p>
+    <w:p>
+      <w:r>
+        <w:t xml:space="preserve">❌ Why Not Other Options?</w:t>
+      </w:r>
+    </w:p>
+    <w:p>
+      <w:r>
+        <w:t xml:space="preserve">(b) — Atropine treats bradycardia and cholinergic poisoning.</w:t>
+      </w:r>
+    </w:p>
+    <w:p>
+      <w:r>
+        <w:t xml:space="preserve">(c) — Vitamin K reverses warfarin.</w:t>
+      </w:r>
+    </w:p>
+    <w:p>
+      <w:r>
+        <w:t xml:space="preserve">(d) — Naloxone reverses opioid overdose.</w:t>
+      </w:r>
+    </w:p>
+    <w:p>
+      <w:r>
+        <w:t xml:space="preserve">⚠️ Exam Trap: Anaphylaxis is an "ABC + Adrenaline" emergency — do not reach for antihistamines first; adrenaline is the only drug that reverses it quickly.</w:t>
+      </w:r>
+    </w:p>
+    <w:p>
+      <w:r>
+        <w:t xml:space="preserve">💎 PNC Pearl: "Anaphylaxis = IM adrenaline in the anterolateral thigh (0.01 mg/kg, max 0.5 mg), then ABC, fluids, and antihistamines/steroids."</w:t>
+      </w:r>
+    </w:p>
+    <w:p>
+      <w:r>
+        <w:t xml:space="preserve">Positive Marks: 1</w:t>
+      </w:r>
+    </w:p>
+    <w:p>
+      <w:r>
+        <w:t xml:space="preserve">Negative Marks: 0.25</w:t>
+      </w:r>
+    </w:p>
+    <w:p>
+      <w:r>
+        <w:t xml:space="preserve"/>
+      </w:r>
+    </w:p>
+    <w:p>
+      <w:r>
+        <w:t xml:space="preserve">Question: In adult CPR with a single rescuer, the recommended ratio of chest compressions to rescue breaths is</w:t>
+      </w:r>
+    </w:p>
+    <w:p>
+      <w:r>
+        <w:t xml:space="preserve">(a) 15:2</w:t>
+      </w:r>
+    </w:p>
+    <w:p>
+      <w:r>
+        <w:t xml:space="preserve">(b) 30:2</w:t>
+      </w:r>
+    </w:p>
+    <w:p>
+      <w:r>
+        <w:t xml:space="preserve">(c) 5:1</w:t>
+      </w:r>
+    </w:p>
+    <w:p>
+      <w:r>
+        <w:t xml:space="preserve">(d) 30:1</w:t>
+      </w:r>
+    </w:p>
+    <w:p>
+      <w:r>
+        <w:t xml:space="preserve">Answer: b</w:t>
+      </w:r>
+    </w:p>
+    <w:p>
+      <w:r>
+        <w:t xml:space="preserve">Solution: ✅ Correct Answer: b</w:t>
+      </w:r>
+    </w:p>
+    <w:p>
+      <w:r>
+        <w:t xml:space="preserve">🧠 Clinical Rationale: The AHA recommends 30:2 for a SINGLE rescuer on an adult — 30 compressions at 100-120/min and 5-6 cm deep, then 2 breaths; compressions are prioritized because they perfuse the brain and heart.</w:t>
+      </w:r>
+    </w:p>
+    <w:p>
+      <w:r>
+        <w:t xml:space="preserve">❌ Why Not Other Options?</w:t>
+      </w:r>
+    </w:p>
+    <w:p>
+      <w:r>
+        <w:t xml:space="preserve">(a) — 15:2 is used for two rescuers on a CHILD.</w:t>
+      </w:r>
+    </w:p>
+    <w:p>
+      <w:r>
+        <w:t xml:space="preserve">(c) — 5:1 is outdated.</w:t>
+      </w:r>
+    </w:p>
+    <w:p>
+      <w:r>
+        <w:t xml:space="preserve">(d) — 30:1 would omit ventilation entirely.</w:t>
+      </w:r>
+    </w:p>
+    <w:p>
+      <w:r>
+        <w:t xml:space="preserve">⚠️ Exam Trap: The ratio depends on the VICTIM (adult vs child) and the NUMBER OF RESCUERS — adult single = 30:2.</w:t>
+      </w:r>
+    </w:p>
+    <w:p>
+      <w:r>
+        <w:t xml:space="preserve">💎 PNC Pearl: "Adult single rescuer = 30:2; child = 15:2 (2 rescuers); newborn = 3:1."</w:t>
+      </w:r>
+    </w:p>
+    <w:p>
+      <w:r>
+        <w:t xml:space="preserve">Positive Marks: 1</w:t>
+      </w:r>
+    </w:p>
+    <w:p>
+      <w:r>
+        <w:t xml:space="preserve">Negative Marks: 0.25</w:t>
+      </w:r>
+    </w:p>
+    <w:p>
+      <w:r>
+        <w:t xml:space="preserve"/>
+      </w:r>
+    </w:p>
+    <w:p>
+      <w:r>
+        <w:t xml:space="preserve">Question: The most common causative organism of urinary tract infection is</w:t>
+      </w:r>
+    </w:p>
+    <w:p>
+      <w:r>
+        <w:t xml:space="preserve">(a) Pseudomonas aeruginosa</w:t>
+      </w:r>
+    </w:p>
+    <w:p>
+      <w:r>
+        <w:t xml:space="preserve">(b) Staphylococcus aureus</w:t>
+      </w:r>
+    </w:p>
+    <w:p>
+      <w:r>
+        <w:t xml:space="preserve">(c) Escherichia coli</w:t>
+      </w:r>
+    </w:p>
+    <w:p>
+      <w:r>
+        <w:t xml:space="preserve">(d) Streptococcus pyogenes</w:t>
+      </w:r>
+    </w:p>
+    <w:p>
+      <w:r>
+        <w:t xml:space="preserve">Answer: c</w:t>
+      </w:r>
+    </w:p>
+    <w:p>
+      <w:r>
+        <w:t xml:space="preserve">Solution: ✅ Correct Answer: c</w:t>
+      </w:r>
+    </w:p>
+    <w:p>
+      <w:r>
+        <w:t xml:space="preserve">🧠 Clinical Rationale: E. coli, a normal gut commensal, causes about 80% of community-acquired UTIs by ascending the short female urethra into the bladder.</w:t>
+      </w:r>
+    </w:p>
+    <w:p>
+      <w:r>
+        <w:t xml:space="preserve">❌ Why Not Other Options?</w:t>
+      </w:r>
+    </w:p>
+    <w:p>
+      <w:r>
+        <w:t xml:space="preserve">(a) — Pseudomonas is common in hospital-acquired and catheter-associated UTIs.</w:t>
+      </w:r>
+    </w:p>
+    <w:p>
+      <w:r>
+        <w:t xml:space="preserve">(b) — Staph aureus causes skin and soft-tissue infections.</w:t>
+      </w:r>
+    </w:p>
+    <w:p>
+      <w:r>
+        <w:t xml:space="preserve">(d) — Strep pyogenes causes sore throat and impetigo.</w:t>
+      </w:r>
+    </w:p>
+    <w:p>
+      <w:r>
+        <w:t xml:space="preserve">⚠️ Exam Trap: "Community UTI = E. coli; hospital/catheter UTI = Pseudomonas" — the setting determines the organism.</w:t>
+      </w:r>
+    </w:p>
+    <w:p>
+      <w:r>
+        <w:t xml:space="preserve">💎 PNC Pearl: "UTI = E. coli (ascending from the gut); women get it more because the female urethra is short."</w:t>
+      </w:r>
+    </w:p>
+    <w:p>
+      <w:r>
+        <w:t xml:space="preserve">Positive Marks: 1</w:t>
+      </w:r>
+    </w:p>
+    <w:p>
+      <w:r>
+        <w:t xml:space="preserve">Negative Marks: 0.25</w:t>
+      </w:r>
+    </w:p>
+    <w:p>
+      <w:r>
+        <w:t xml:space="preserve">Question: A patient with chronic kidney disease should be advised a diet that is</w:t>
+      </w:r>
+    </w:p>
+    <w:p>
+      <w:r>
+        <w:t xml:space="preserve">(a) High protein and high potassium</w:t>
+      </w:r>
+    </w:p>
+    <w:p>
+      <w:r>
+        <w:t xml:space="preserve">(b) Low protein, low potassium and low sodium</w:t>
+      </w:r>
+    </w:p>
+    <w:p>
+      <w:r>
+        <w:t xml:space="preserve">(c) High sodium and high phosphorus</w:t>
+      </w:r>
+    </w:p>
+    <w:p>
+      <w:r>
+        <w:t xml:space="preserve">(d) High potassium and high phosphorus</w:t>
+      </w:r>
+    </w:p>
+    <w:p>
+      <w:r>
+        <w:t xml:space="preserve">Answer: b</w:t>
+      </w:r>
+    </w:p>
+    <w:p>
+      <w:r>
+        <w:t xml:space="preserve">Solution: ✅ Correct Answer: b</w:t>
+      </w:r>
+    </w:p>
+    <w:p>
+      <w:r>
+        <w:t xml:space="preserve">🧠 Clinical Rationale: The failing kidneys cannot excrete protein wastes, potassium, sodium, or phosphorus, so all four are restricted — this slows progression and prevents hyperkalemia, edema/hypertension, and renal bone disease.</w:t>
+      </w:r>
+    </w:p>
+    <w:p>
+      <w:r>
+        <w:t xml:space="preserve">❌ Why Not Other Options?</w:t>
+      </w:r>
+    </w:p>
+    <w:p>
+      <w:r>
+        <w:t xml:space="preserve">(a) — High protein and potassium overload the kidneys and risk hyperkalemia.</w:t>
+      </w:r>
+    </w:p>
+    <w:p>
+      <w:r>
+        <w:t xml:space="preserve">(c) — High sodium worsens edema and hypertension; high phosphorus causes bone disease.</w:t>
+      </w:r>
+    </w:p>
+    <w:p>
+      <w:r>
+        <w:t xml:space="preserve">(d) — High potassium is dangerous (arrhythmias); high phosphorus worsens bone disease.</w:t>
+      </w:r>
+    </w:p>
+    <w:p>
+      <w:r>
+        <w:t xml:space="preserve">⚠️ Exam Trap: CKD diet = "low K, low Na, low P, moderate-low protein" — the 'low' answers are the theme.</w:t>
+      </w:r>
+    </w:p>
+    <w:p>
+      <w:r>
+        <w:t xml:space="preserve">💎 PNC Pearl: "CKD diet = less work for the kidney — low K, Na, P, and protein."</w:t>
+      </w:r>
+    </w:p>
+    <w:p>
+      <w:r>
+        <w:t xml:space="preserve">Positive Marks: 1</w:t>
+      </w:r>
+    </w:p>
+    <w:p>
+      <w:r>
+        <w:t xml:space="preserve">Negative Marks: 0.25</w:t>
+      </w:r>
+    </w:p>
+    <w:p>
+      <w:r>
+        <w:t xml:space="preserve"/>
+      </w:r>
+    </w:p>
+    <w:p>
+      <w:r>
+        <w:t xml:space="preserve">Question: Which ECG change is most characteristic of hypokalemia?</w:t>
+      </w:r>
+    </w:p>
+    <w:p>
+      <w:r>
+        <w:t xml:space="preserve">(a) Tall, peaked T waves</w:t>
+      </w:r>
+    </w:p>
+    <w:p>
+      <w:r>
+        <w:t xml:space="preserve">(b) ST segment elevation</w:t>
+      </w:r>
+    </w:p>
+    <w:p>
+      <w:r>
+        <w:t xml:space="preserve">(c) Flattened T waves with U waves</w:t>
+      </w:r>
+    </w:p>
+    <w:p>
+      <w:r>
+        <w:t xml:space="preserve">(d) Widened QRS complex only</w:t>
+      </w:r>
+    </w:p>
+    <w:p>
+      <w:r>
+        <w:t xml:space="preserve">Answer: c</w:t>
+      </w:r>
+    </w:p>
+    <w:p>
+      <w:r>
+        <w:t xml:space="preserve">Solution: ✅ Correct Answer: c</w:t>
+      </w:r>
+    </w:p>
+    <w:p>
+      <w:r>
+        <w:t xml:space="preserve">🧠 Clinical Rationale: Hypokalemia slows myocardial repolarization, producing FLATTENED T waves, prominent U waves, and ST depression — the signature ECG pattern.</w:t>
+      </w:r>
+    </w:p>
+    <w:p>
+      <w:r>
+        <w:t xml:space="preserve">❌ Why Not Other Options?</w:t>
+      </w:r>
+    </w:p>
+    <w:p>
+      <w:r>
+        <w:t xml:space="preserve">(a) — Tall, PEAKED T waves are the hallmark of HYPERkalemia.</w:t>
+      </w:r>
+    </w:p>
+    <w:p>
+      <w:r>
+        <w:t xml:space="preserve">(b) — ST elevation indicates myocardial infarction.</w:t>
+      </w:r>
+    </w:p>
+    <w:p>
+      <w:r>
+        <w:t xml:space="preserve">(d) — A widened QRS is a late, non-specific finding in severe hyperkalemia.</w:t>
+      </w:r>
+    </w:p>
+    <w:p>
+      <w:r>
+        <w:t xml:space="preserve">⚠️ Exam Trap: The potassium-ECG pair is the most tested electrolyte-ECG link — "Low K = low flat T + U wave; High K = tall peaked T."</w:t>
+      </w:r>
+    </w:p>
+    <w:p>
+      <w:r>
+        <w:t xml:space="preserve">💎 PNC Pearl: "Hypokalemia = U Wave; Hyperkalemia = Tall T" — the letter shapes match the words.</w:t>
+      </w:r>
+    </w:p>
+    <w:p>
+      <w:r>
+        <w:t xml:space="preserve">Positive Marks: 1</w:t>
+      </w:r>
+    </w:p>
+    <w:p>
+      <w:r>
+        <w:t xml:space="preserve">Negative Marks: 0.25</w:t>
+      </w:r>
+    </w:p>
+    <w:p>
+      <w:r>
+        <w:t xml:space="preserve"/>
+      </w:r>
+    </w:p>
+    <w:p>
+      <w:r>
+        <w:t xml:space="preserve">Question: The earliest sign of hepatic encephalopathy in a patient with cirrhosis is</w:t>
+      </w:r>
+    </w:p>
+    <w:p>
+      <w:r>
+        <w:t xml:space="preserve">(a) Jaundice</w:t>
+      </w:r>
+    </w:p>
+    <w:p>
+      <w:r>
+        <w:t xml:space="preserve">(b) Ascites</w:t>
+      </w:r>
+    </w:p>
+    <w:p>
+      <w:r>
+        <w:t xml:space="preserve">(c) Altered mental status and confusion</w:t>
+      </w:r>
+    </w:p>
+    <w:p>
+      <w:r>
+        <w:t xml:space="preserve">(d) Spider angiomas</w:t>
+      </w:r>
+    </w:p>
+    <w:p>
+      <w:r>
+        <w:t xml:space="preserve">Answer: c</w:t>
+      </w:r>
+    </w:p>
+    <w:p>
+      <w:r>
+        <w:t xml:space="preserve">Solution: ✅ Correct Answer: c</w:t>
+      </w:r>
+    </w:p>
+    <w:p>
+      <w:r>
+        <w:t xml:space="preserve">🧠 Clinical Rationale: The failing liver cannot clear ammonia, which crosses into the brain and causes encephalopathy — it begins with subtle personality changes, confusion, and altered consciousness, and may progress to coma.</w:t>
+      </w:r>
+    </w:p>
+    <w:p>
+      <w:r>
+        <w:t xml:space="preserve">❌ Why Not Other Options?</w:t>
+      </w:r>
+    </w:p>
+    <w:p>
+      <w:r>
+        <w:t xml:space="preserve">(a) — Jaundice reflects bilirubin handling but is not an encephalopathy sign.</w:t>
+      </w:r>
+    </w:p>
+    <w:p>
+      <w:r>
+        <w:t xml:space="preserve">(b) — Ascites is fluid in the abdomen from portal hypertension.</w:t>
+      </w:r>
+    </w:p>
+    <w:p>
+      <w:r>
+        <w:t xml:space="preserve">(d) — Spider angiomas are a skin sign of chronic liver disease.</w:t>
+      </w:r>
+    </w:p>
+    <w:p>
+      <w:r>
+        <w:t xml:space="preserve">⚠️ Exam Trap: "Encephalopathy = brain signs (confusion, asterixis)" — liver signs like jaundice/ascites are NOT the answer for a brain symptom.</w:t>
+      </w:r>
+    </w:p>
+    <w:p>
+      <w:r>
+        <w:t xml:space="preserve">💎 PNC Pearl: "Liver fails → ammonia rises → brain confuses"; asterixis (hand-flapping tremor) is the classic sign; treatment = lactulose + low protein.</w:t>
+      </w:r>
+    </w:p>
+    <w:p>
+      <w:r>
+        <w:t xml:space="preserve">Positive Marks: 1</w:t>
+      </w:r>
+    </w:p>
+    <w:p>
+      <w:r>
+        <w:t xml:space="preserve">Negative Marks: 0.25</w:t>
+      </w:r>
+    </w:p>
+    <w:p>
+      <w:r>
+        <w:t xml:space="preserve"/>
+      </w:r>
+    </w:p>
+    <w:p>
+      <w:r>
+        <w:t xml:space="preserve">Question: The normal respiratory rate of an adult at rest is</w:t>
+      </w:r>
+    </w:p>
+    <w:p>
+      <w:r>
+        <w:t xml:space="preserve">(a) 12-20 breaths per minute</w:t>
+      </w:r>
+    </w:p>
+    <w:p>
+      <w:r>
+        <w:t xml:space="preserve">(b) 30-40 breaths per minute</w:t>
+      </w:r>
+    </w:p>
+    <w:p>
+      <w:r>
+        <w:t xml:space="preserve">(c) 4-8 breaths per minute</w:t>
+      </w:r>
+    </w:p>
+    <w:p>
+      <w:r>
+        <w:t xml:space="preserve">(d) 40-60 breaths per minute</w:t>
+      </w:r>
+    </w:p>
+    <w:p>
+      <w:r>
+        <w:t xml:space="preserve">Answer: a</w:t>
+      </w:r>
+    </w:p>
+    <w:p>
+      <w:r>
+        <w:t xml:space="preserve">Solution: ✅ Correct Answer: a</w:t>
+      </w:r>
+    </w:p>
+    <w:p>
+      <w:r>
+        <w:t xml:space="preserve">🧠 Clinical Rationale: Normal adult respiratory rate is 12-20 breaths/min, driven by the respiratory centers in the medulla responding to CO2 levels.</w:t>
+      </w:r>
+    </w:p>
+    <w:p>
+      <w:r>
+        <w:t xml:space="preserve">❌ Why Not Other Options?</w:t>
+      </w:r>
+    </w:p>
+    <w:p>
+      <w:r>
+        <w:t xml:space="preserve">(b) — 30-40/min is tachypnea in an adult.</w:t>
+      </w:r>
+    </w:p>
+    <w:p>
+      <w:r>
+        <w:t xml:space="preserve">(c) — 4-8/min is severe bradypnea.</w:t>
+      </w:r>
+    </w:p>
+    <w:p>
+      <w:r>
+        <w:t xml:space="preserve">(d) — 40-60/min is the NEWBORN range, not adult.</w:t>
+      </w:r>
+    </w:p>
+    <w:p>
+      <w:r>
+        <w:t xml:space="preserve">⚠️ Exam Trap: Age-based rates — "adult 12-20, child 20-30, newborn 30-60"; applying the newborn range to an adult is the classic error.</w:t>
+      </w:r>
+    </w:p>
+    <w:p>
+      <w:r>
+        <w:t xml:space="preserve">💎 PNC Pearl: "Adult RR 12-20, newborn RR 30-60" — anchor the two and pediatric questions become easy.</w:t>
+      </w:r>
+    </w:p>
+    <w:p>
+      <w:r>
+        <w:t xml:space="preserve">Positive Marks: 1</w:t>
+      </w:r>
+    </w:p>
+    <w:p>
+      <w:r>
+        <w:t xml:space="preserve">Negative Marks: 0.25</w:t>
+      </w:r>
+    </w:p>
+    <w:p>
+      <w:r>
+        <w:t xml:space="preserve"/>
+      </w:r>
+    </w:p>
+    <w:p>
+      <w:r>
+        <w:t xml:space="preserve">Question: In the immediate management of postpartum hemorrhage, the nurse should FIRST</w:t>
+      </w:r>
+    </w:p>
+    <w:p>
+      <w:r>
+        <w:t xml:space="preserve">(a) Insert an indwelling catheter</w:t>
+      </w:r>
+    </w:p>
+    <w:p>
+      <w:r>
+        <w:t xml:space="preserve">(b) Massage the uterine fundus and give oxytocin as prescribed</w:t>
+      </w:r>
+    </w:p>
+    <w:p>
+      <w:r>
+        <w:t xml:space="preserve">(c) Prepare the patient for surgery</w:t>
+      </w:r>
+    </w:p>
+    <w:p>
+      <w:r>
+        <w:t xml:space="preserve">(d) Apply a cold pack to the abdomen</w:t>
+      </w:r>
+    </w:p>
+    <w:p>
+      <w:r>
+        <w:t xml:space="preserve">Answer: b</w:t>
+      </w:r>
+    </w:p>
+    <w:p>
+      <w:r>
+        <w:t xml:space="preserve">Solution: ✅ Correct Answer: b</w:t>
+      </w:r>
+    </w:p>
+    <w:p>
+      <w:r>
+        <w:t xml:space="preserve">🧠 Clinical Rationale: Uterine atony is the commonest cause of PPH, so the FIRST response is to stimulate contraction — firm fundal massage plus oxytocin (as prescribed) — which compresses the bleeding vessels.</w:t>
+      </w:r>
+    </w:p>
+    <w:p>
+      <w:r>
+        <w:t xml:space="preserve">❌ Why Not Other Options?</w:t>
+      </w:r>
+    </w:p>
+    <w:p>
+      <w:r>
+        <w:t xml:space="preserve">(a) — Catheterization empties the bladder so the uterus can contract, but it follows massage and oxytocin.</w:t>
+      </w:r>
+    </w:p>
+    <w:p>
+      <w:r>
+        <w:t xml:space="preserve">(c) — Surgery is reserved for bleeding unresponsive to medical management.</w:t>
+      </w:r>
+    </w:p>
+    <w:p>
+      <w:r>
+        <w:t xml:space="preserve">(d) — Cold packs have no role in uterine bleeding.</w:t>
+      </w:r>
+    </w:p>
+    <w:p>
+      <w:r>
+        <w:t xml:space="preserve">⚠️ Exam Trap: "FIRST action" for PPH = massage + oxytocin; the sequence is massage → oxytocin → bladder → escalate.</w:t>
+      </w:r>
+    </w:p>
+    <w:p>
+      <w:r>
+        <w:t xml:space="preserve">💎 PNC Pearl: "PPH = rub the fundus, give oxytocin, empty the bladder" — the 4 Ts of PPH: Tone, Tissue, Trauma, Thrombin.</w:t>
+      </w:r>
+    </w:p>
+    <w:p>
+      <w:r>
+        <w:t xml:space="preserve">Positive Marks: 1</w:t>
+      </w:r>
+    </w:p>
+    <w:p>
+      <w:r>
+        <w:t xml:space="preserve">Negative Marks: 0.25</w:t>
+      </w:r>
+    </w:p>
+    <w:p>
+      <w:r>
+        <w:t xml:space="preserve"/>
+      </w:r>
+    </w:p>
+    <w:p>
+      <w:r>
+        <w:t xml:space="preserve">Question: The first secretion from the breast after delivery, rich in immunoglobulins, is</w:t>
+      </w:r>
+    </w:p>
+    <w:p>
+      <w:r>
+        <w:t xml:space="preserve">(a) Mature milk</w:t>
+      </w:r>
+    </w:p>
+    <w:p>
+      <w:r>
+        <w:t xml:space="preserve">(b) Hindmilk</w:t>
+      </w:r>
+    </w:p>
+    <w:p>
+      <w:r>
+        <w:t xml:space="preserve">(c) Foremilk</w:t>
+      </w:r>
+    </w:p>
+    <w:p>
+      <w:r>
+        <w:t xml:space="preserve">(d) Colostrum</w:t>
+      </w:r>
+    </w:p>
+    <w:p>
+      <w:r>
+        <w:t xml:space="preserve">Answer: d</w:t>
+      </w:r>
+    </w:p>
+    <w:p>
+      <w:r>
+        <w:t xml:space="preserve">Solution: ✅ Correct Answer: d</w:t>
+      </w:r>
+    </w:p>
+    <w:p>
+      <w:r>
+        <w:t xml:space="preserve">🧠 Clinical Rationale: Colostrum — the thick, yellow first milk of days 1-3 — is rich in IgA and other immunoglobulins, acting as the newborn's FIRST immunization, with a mild laxative effect that clears meconium.</w:t>
+      </w:r>
+    </w:p>
+    <w:p>
+      <w:r>
+        <w:t xml:space="preserve">❌ Why Not Other Options?</w:t>
+      </w:r>
+    </w:p>
+    <w:p>
+      <w:r>
+        <w:t xml:space="preserve">(a) — Mature milk appears from about day 4 onward.</w:t>
+      </w:r>
+    </w:p>
+    <w:p>
+      <w:r>
+        <w:t xml:space="preserve">(b) — Hindmilk is the fat-rich milk at the END of a feed.</w:t>
+      </w:r>
+    </w:p>
+    <w:p>
+      <w:r>
+        <w:t xml:space="preserve">(c) — Foremilk is the watery milk at the START of a feed.</w:t>
+      </w:r>
+    </w:p>
+    <w:p>
+      <w:r>
+        <w:t xml:space="preserve">⚠️ Exam Trap: Foremilk vs Hindmilk vs Colostrum — colostrum is the FIRST MILK (pre-mature milk), not just 'the start of a feed'.</w:t>
+      </w:r>
+    </w:p>
+    <w:p>
+      <w:r>
+        <w:t xml:space="preserve">💎 PNC Pearl: "Colostrum = liquid gold — antibodies (IgA), first feed within 1 hour of birth."</w:t>
+      </w:r>
+    </w:p>
+    <w:p>
+      <w:r>
+        <w:t xml:space="preserve">Positive Marks: 1</w:t>
+      </w:r>
+    </w:p>
+    <w:p>
+      <w:r>
+        <w:t xml:space="preserve">Negative Marks: 0.25</w:t>
+      </w:r>
+    </w:p>
+    <w:p>
+      <w:r>
+        <w:t xml:space="preserve"/>
+      </w:r>
+    </w:p>
+    <w:p>
+      <w:r>
+        <w:t xml:space="preserve">Question: The most therapeutic nursing approach for a patient with obsessive-compulsive disorder who repeatedly washes hands is to</w:t>
+      </w:r>
+    </w:p>
+    <w:p>
+      <w:r>
+        <w:t xml:space="preserve">(a) Physically restrain the patient during rituals</w:t>
+      </w:r>
+    </w:p>
+    <w:p>
+      <w:r>
+        <w:t xml:space="preserve">(b) Provide a structured schedule and set firm, kind limits on ritual time</w:t>
+      </w:r>
+    </w:p>
+    <w:p>
+      <w:r>
+        <w:t xml:space="preserve">(c) Forcefully stop the behavior</w:t>
+      </w:r>
+    </w:p>
+    <w:p>
+      <w:r>
+        <w:t xml:space="preserve">(d) Leave the patient alone without supervision</w:t>
+      </w:r>
+    </w:p>
+    <w:p>
+      <w:r>
+        <w:t xml:space="preserve">Answer: b</w:t>
+      </w:r>
+    </w:p>
+    <w:p>
+      <w:r>
+        <w:t xml:space="preserve">Solution: ✅ Correct Answer: b</w:t>
+      </w:r>
+    </w:p>
+    <w:p>
+      <w:r>
+        <w:t xml:space="preserve">🧠 Clinical Rationale: A structured daily schedule with gentle, consistent limits on ritual time helps the OCD patient regain control, reduces anxiety, and supports CBT-based exposure and response prevention.</w:t>
+      </w:r>
+    </w:p>
+    <w:p>
+      <w:r>
+        <w:t xml:space="preserve">❌ Why Not Other Options?</w:t>
+      </w:r>
+    </w:p>
+    <w:p>
+      <w:r>
+        <w:t xml:space="preserve">(a) — Restraint increases anxiety and is never therapeutic.</w:t>
+      </w:r>
+    </w:p>
+    <w:p>
+      <w:r>
+        <w:t xml:space="preserve">(c) — Forcefully stopping rituals raises anxiety and worsens the compulsion.</w:t>
+      </w:r>
+    </w:p>
+    <w:p>
+      <w:r>
+        <w:t xml:space="preserve">(d) — Leaving the patient unsupervised provides no structure or treatment.</w:t>
+      </w:r>
+    </w:p>
+    <w:p>
+      <w:r>
+        <w:t xml:space="preserve">⚠️ Exam Trap: OCD management is about STRUCTURE and GRADUAL limits, never punishment or force.</w:t>
+      </w:r>
+    </w:p>
+    <w:p>
+      <w:r>
+        <w:t xml:space="preserve">💎 PNC Pearl: "OCD = structure + limits + CBT with Exposure and Response Prevention (ERP); SSRIs are the drug of choice."</w:t>
+      </w:r>
+    </w:p>
+    <w:p>
+      <w:r>
+        <w:t xml:space="preserve">Positive Marks: 1</w:t>
+      </w:r>
+    </w:p>
+    <w:p>
+      <w:r>
+        <w:t xml:space="preserve">Negative Marks: 0.25</w:t>
+      </w:r>
+    </w:p>
+    <w:p>
+      <w:r>
+        <w:t xml:space="preserve"/>
+      </w:r>
+    </w:p>
+    <w:p>
+      <w:r>
+        <w:t xml:space="preserve">Question: The most common lethal dysrhythmia in the first hours after acute myocardial infarction is</w:t>
+      </w:r>
+    </w:p>
+    <w:p>
+      <w:r>
+        <w:t xml:space="preserve">(a) Atrial fibrillation</w:t>
+      </w:r>
+    </w:p>
+    <w:p>
+      <w:r>
+        <w:t xml:space="preserve">(b) Ventricular fibrillation</w:t>
+      </w:r>
+    </w:p>
+    <w:p>
+      <w:r>
+        <w:t xml:space="preserve">(c) First-degree heart block</w:t>
+      </w:r>
+    </w:p>
+    <w:p>
+      <w:r>
+        <w:t xml:space="preserve">(d) Sinus bradycardia</w:t>
+      </w:r>
+    </w:p>
+    <w:p>
+      <w:r>
+        <w:t xml:space="preserve">Answer: b</w:t>
+      </w:r>
+    </w:p>
+    <w:p>
+      <w:r>
+        <w:t xml:space="preserve">Solution: ✅ Correct Answer: b</w:t>
+      </w:r>
+    </w:p>
+    <w:p>
+      <w:r>
+        <w:t xml:space="preserve">🧠 Clinical Rationale: The ischemic myocardium becomes electrically irritable in the early hours of MI, most dangerously producing ventricular fibrillation — the leading cause of sudden death after MI, requiring immediate defibrillation.</w:t>
+      </w:r>
+    </w:p>
+    <w:p>
+      <w:r>
+        <w:t xml:space="preserve">❌ Why Not Other Options?</w:t>
+      </w:r>
+    </w:p>
+    <w:p>
+      <w:r>
+        <w:t xml:space="preserve">(a) — Atrial fibrillation is common but usually not immediately lethal.</w:t>
+      </w:r>
+    </w:p>
+    <w:p>
+      <w:r>
+        <w:t xml:space="preserve">(c) — First-degree heart block is benign and needs no treatment.</w:t>
+      </w:r>
+    </w:p>
+    <w:p>
+      <w:r>
+        <w:t xml:space="preserve">(d) — Sinus bradycardia in inferior MI is treated only if symptomatic.</w:t>
+      </w:r>
+    </w:p>
+    <w:p>
+      <w:r>
+        <w:t xml:space="preserve">⚠️ Exam Trap: "MI + sudden collapse = VF → defibrillate" — the shockable rhythm link is a critical-care staple.</w:t>
+      </w:r>
+    </w:p>
+    <w:p>
+      <w:r>
+        <w:t xml:space="preserve">💎 PNC Pearl: "Shockable rhythms = VF and pulseless VT; Non-shockable = asystole and PEA."</w:t>
+      </w:r>
+    </w:p>
+    <w:p>
+      <w:r>
+        <w:t xml:space="preserve">Positive Marks: 1</w:t>
+      </w:r>
+    </w:p>
+    <w:p>
+      <w:r>
+        <w:t xml:space="preserve">Negative Marks: 0.25</w:t>
+      </w:r>
+    </w:p>
+    <w:p>
+      <w:r>
+        <w:t xml:space="preserve"/>
+      </w:r>
+    </w:p>
+    <w:p>
+      <w:r>
+        <w:t xml:space="preserve">Question: The non-probability sampling technique in which subjects are selected because they are easily available is called</w:t>
+      </w:r>
+    </w:p>
+    <w:p>
+      <w:r>
+        <w:t xml:space="preserve">(a) Simple random sampling</w:t>
+      </w:r>
+    </w:p>
+    <w:p>
+      <w:r>
+        <w:t xml:space="preserve">(b) Stratified sampling</w:t>
+      </w:r>
+    </w:p>
+    <w:p>
+      <w:r>
+        <w:t xml:space="preserve">(c) Convenience sampling</w:t>
+      </w:r>
+    </w:p>
+    <w:p>
+      <w:r>
+        <w:t xml:space="preserve">(d) Systematic sampling</w:t>
+      </w:r>
+    </w:p>
+    <w:p>
+      <w:r>
+        <w:t xml:space="preserve">Answer: c</w:t>
+      </w:r>
+    </w:p>
+    <w:p>
+      <w:r>
+        <w:t xml:space="preserve">Solution: ✅ Correct Answer: c</w:t>
+      </w:r>
+    </w:p>
+    <w:p>
+      <w:r>
+        <w:t xml:space="preserve">🧠 Clinical Rationale: Convenience (accidental) sampling selects the most accessible subjects — it is quick and cheap but highly prone to selection bias, so results may not represent the population.</w:t>
+      </w:r>
+    </w:p>
+    <w:p>
+      <w:r>
+        <w:t xml:space="preserve">❌ Why Not Other Options?</w:t>
+      </w:r>
+    </w:p>
+    <w:p>
+      <w:r>
+        <w:t xml:space="preserve">(a) — Simple random sampling gives every subject an equal chance (probability method).</w:t>
+      </w:r>
+    </w:p>
+    <w:p>
+      <w:r>
+        <w:t xml:space="preserve">(b) — Stratified sampling divides the population into strata and samples each (probability method).</w:t>
+      </w:r>
+    </w:p>
+    <w:p>
+      <w:r>
+        <w:t xml:space="preserve">(d) — Systematic sampling selects every nth subject (probability method).</w:t>
+      </w:r>
+    </w:p>
+    <w:p>
+      <w:r>
+        <w:t xml:space="preserve">⚠️ Exam Trap: Probability (random, stratified, systematic, cluster) vs Non-probability (convenience, purposive, quota, snowball) — sort by 'known chance of selection'.</w:t>
+      </w:r>
+    </w:p>
+    <w:p>
+      <w:r>
+        <w:t xml:space="preserve">💎 PNC Pearl: "Convenience = convenient (easy to reach) = biased; probability methods = every subject has a known chance."</w:t>
+      </w:r>
+    </w:p>
+    <w:p>
+      <w:r>
+        <w:t xml:space="preserve">Positive Marks: 1</w:t>
+      </w:r>
+    </w:p>
+    <w:p>
+      <w:r>
+        <w:t xml:space="preserve">Negative Marks: 0.25</w:t>
+      </w:r>
+    </w:p>
+    <w:p>
+      <w:r>
+        <w:t xml:space="preserve"/>
+      </w:r>
+    </w:p>
+    <w:p>
+      <w:r>
+        <w:t xml:space="preserve">Question: The first step of the nursing process is</w:t>
+      </w:r>
+    </w:p>
+    <w:p>
+      <w:r>
+        <w:t xml:space="preserve">(a) Planning</w:t>
+      </w:r>
+    </w:p>
+    <w:p>
+      <w:r>
+        <w:t xml:space="preserve">(b) Assessment</w:t>
+      </w:r>
+    </w:p>
+    <w:p>
+      <w:r>
+        <w:t xml:space="preserve">(c) Diagnosis</w:t>
+      </w:r>
+    </w:p>
+    <w:p>
+      <w:r>
+        <w:t xml:space="preserve">(d) Evaluation</w:t>
+      </w:r>
+    </w:p>
+    <w:p>
+      <w:r>
+        <w:t xml:space="preserve">Answer: b</w:t>
+      </w:r>
+    </w:p>
+    <w:p>
+      <w:r>
+        <w:t xml:space="preserve">Solution: ✅ Correct Answer: b</w:t>
+      </w:r>
+    </w:p>
+    <w:p>
+      <w:r>
+        <w:t xml:space="preserve">🧠 Clinical Rationale: The nursing process begins with assessment — systematic collection, organization, and validation of data about the patient — because every subsequent step (diagnosis, planning, intervention, evaluation) depends on accurate data.</w:t>
+      </w:r>
+    </w:p>
+    <w:p>
+      <w:r>
+        <w:t xml:space="preserve">❌ Why Not Other Options?</w:t>
+      </w:r>
+    </w:p>
+    <w:p>
+      <w:r>
+        <w:t xml:space="preserve">(a) — Planning comes AFTER diagnosis.</w:t>
+      </w:r>
+    </w:p>
+    <w:p>
+      <w:r>
+        <w:t xml:space="preserve">(c) — Diagnosis follows assessment.</w:t>
+      </w:r>
+    </w:p>
+    <w:p>
+      <w:r>
+        <w:t xml:space="preserve">(d) — Evaluation is the final step.</w:t>
+      </w:r>
+    </w:p>
+    <w:p>
+      <w:r>
+        <w:t xml:space="preserve">⚠️ Exam Trap: "ADPIE" — Assess, Diagnose, Plan, Implement, Evaluate; A always comes first.</w:t>
+      </w:r>
+    </w:p>
+    <w:p>
+      <w:r>
+        <w:t xml:space="preserve">💎 PNC Pearl: "ADPIE = the nursing process; you cannot plan care for data you never collected."</w:t>
+      </w:r>
+    </w:p>
+    <w:p>
+      <w:r>
+        <w:t xml:space="preserve">Positive Marks: 1</w:t>
+      </w:r>
+    </w:p>
+    <w:p>
+      <w:r>
+        <w:t xml:space="preserve">Negative Marks: 0.25</w:t>
       </w:r>
     </w:p>
     <w:sectPr>
       <w:pgSz w:w="12240" w:h="15840"/>
-      <w:pgMar w:top="864" w:right="1008" w:bottom="864" w:left="1008" w:header="720" w:footer="720" w:gutter="0"/>
+      <w:pgMar w:top="1440" w:right="1800" w:bottom="1440" w:left="1800" w:header="720" w:footer="720" w:gutter="0"/>
       <w:cols w:space="720"/>
       <w:docGrid w:linePitch="360"/>
     </w:sectPr>
@@ -2535,10 +2065,6 @@
     <w:name w:val="Normal"/>
     <w:qFormat/>
     <w:rsid w:val="00FC693F"/>
-    <w:rPr>
-      <w:rFonts w:ascii="Calibri" w:hAnsi="Calibri"/>
-      <w:sz w:val="22"/>
-    </w:rPr>
   </w:style>
   <w:style w:type="paragraph" w:styleId="Header">
     <w:name w:val="header"/>
